--- a/docs/Пример Главы 3. Проектирование ПП.docx
+++ b/docs/Пример Главы 3. Проектирование ПП.docx
@@ -65,7 +65,7 @@
           <w:sz w:val="28"/>
           <w:szCs w:val="28"/>
         </w:rPr>
-        <w:t>Одним из основных этапов разработки программного продукта является этап проектирования. Проектирование программного продукта представляет собой процесс создания структуры системы, определения её компонентов, способов взаимодействия между ними и проектирования пользовательского интерфейса.</w:t>
+        <w:t>Одним из основных этапов разработки программного продукта является проектирование. Проектирование программного продукта представляет собой процесс создания структуры системы, определения её компонентов, способов взаимодействия между ними и проектирования пользовательского интерфейса.</w:t>
       </w:r>
     </w:p>
     <w:p>
@@ -159,276 +159,342 @@
           <w:sz w:val="28"/>
           <w:szCs w:val="28"/>
         </w:rPr>
-        <w:t xml:space="preserve"> Case для приложения «Электронная библиотека». Пользователь взаимодействует с системой и может:</w:t>
+        <w:t xml:space="preserve"> Case для приложения «Электронная библиотека». Система взаимодействует с двумя типами акторов: </w:t>
+      </w:r>
+      <w:r>
+        <w:rPr>
+          <w:b/>
+          <w:bCs/>
+          <w:color w:val="000000"/>
+          <w:sz w:val="28"/>
+          <w:szCs w:val="28"/>
+        </w:rPr>
+        <w:t>Пользователь</w:t>
+      </w:r>
+      <w:r>
+        <w:rPr>
+          <w:color w:val="000000"/>
+          <w:sz w:val="28"/>
+          <w:szCs w:val="28"/>
+        </w:rPr>
+        <w:t> и </w:t>
+      </w:r>
+      <w:r>
+        <w:rPr>
+          <w:b/>
+          <w:bCs/>
+          <w:color w:val="000000"/>
+          <w:sz w:val="28"/>
+          <w:szCs w:val="28"/>
+        </w:rPr>
+        <w:t>Администратор</w:t>
+      </w:r>
+      <w:r>
+        <w:rPr>
+          <w:color w:val="000000"/>
+          <w:sz w:val="28"/>
+          <w:szCs w:val="28"/>
+        </w:rPr>
+        <w:t>.</w:t>
+      </w:r>
+    </w:p>
+    <w:p>
+      <w:pPr>
+        <w:spacing w:line="360" w:lineRule="auto"/>
+        <w:ind w:firstLine="709"/>
+        <w:jc w:val="both"/>
+        <w:rPr>
+          <w:color w:val="000000"/>
+          <w:sz w:val="28"/>
+          <w:szCs w:val="28"/>
+        </w:rPr>
+      </w:pPr>
+      <w:r>
+        <w:rPr>
+          <w:b/>
+          <w:bCs/>
+          <w:color w:val="000000"/>
+          <w:sz w:val="28"/>
+          <w:szCs w:val="28"/>
+        </w:rPr>
+        <w:t>Пользователь</w:t>
+      </w:r>
+      <w:r>
+        <w:rPr>
+          <w:color w:val="000000"/>
+          <w:sz w:val="28"/>
+          <w:szCs w:val="28"/>
+        </w:rPr>
+        <w:t> может:</w:t>
       </w:r>
     </w:p>
     <w:p>
       <w:pPr>
         <w:numPr>
           <w:ilvl w:val="0"/>
-          <w:numId w:val="11"/>
+          <w:numId w:val="19"/>
         </w:numPr>
         <w:spacing w:line="360" w:lineRule="auto"/>
-        <w:ind w:firstLine="709"/>
-        <w:jc w:val="both"/>
-        <w:rPr>
-          <w:color w:val="000000"/>
-          <w:sz w:val="28"/>
-          <w:szCs w:val="28"/>
-        </w:rPr>
-      </w:pPr>
-      <w:r>
-        <w:rPr>
-          <w:color w:val="000000"/>
-          <w:sz w:val="28"/>
-          <w:szCs w:val="28"/>
-        </w:rPr>
-        <w:t xml:space="preserve">зарегистрироваться и авторизоваться; </w:t>
+        <w:ind w:left="0" w:firstLine="709"/>
+        <w:jc w:val="both"/>
+        <w:rPr>
+          <w:color w:val="000000"/>
+          <w:sz w:val="28"/>
+          <w:szCs w:val="28"/>
+        </w:rPr>
+      </w:pPr>
+      <w:r>
+        <w:rPr>
+          <w:color w:val="000000"/>
+          <w:sz w:val="28"/>
+          <w:szCs w:val="28"/>
+        </w:rPr>
+        <w:t>зарегистрироваться в системе;</w:t>
       </w:r>
     </w:p>
     <w:p>
       <w:pPr>
         <w:numPr>
           <w:ilvl w:val="0"/>
-          <w:numId w:val="11"/>
+          <w:numId w:val="19"/>
         </w:numPr>
         <w:spacing w:line="360" w:lineRule="auto"/>
-        <w:ind w:firstLine="709"/>
-        <w:jc w:val="both"/>
-        <w:rPr>
-          <w:color w:val="000000"/>
-          <w:sz w:val="28"/>
-          <w:szCs w:val="28"/>
-        </w:rPr>
-      </w:pPr>
-      <w:r>
-        <w:rPr>
-          <w:color w:val="000000"/>
-          <w:sz w:val="28"/>
-          <w:szCs w:val="28"/>
-        </w:rPr>
-        <w:t xml:space="preserve">просматривать каталог книг; </w:t>
+        <w:ind w:left="0" w:firstLine="709"/>
+        <w:jc w:val="both"/>
+        <w:rPr>
+          <w:color w:val="000000"/>
+          <w:sz w:val="28"/>
+          <w:szCs w:val="28"/>
+        </w:rPr>
+      </w:pPr>
+      <w:r>
+        <w:rPr>
+          <w:color w:val="000000"/>
+          <w:sz w:val="28"/>
+          <w:szCs w:val="28"/>
+        </w:rPr>
+        <w:t>авторизоваться (выполнить вход);</w:t>
       </w:r>
     </w:p>
     <w:p>
       <w:pPr>
         <w:numPr>
           <w:ilvl w:val="0"/>
-          <w:numId w:val="11"/>
+          <w:numId w:val="19"/>
         </w:numPr>
         <w:spacing w:line="360" w:lineRule="auto"/>
-        <w:ind w:firstLine="709"/>
-        <w:jc w:val="both"/>
-        <w:rPr>
-          <w:color w:val="000000"/>
-          <w:sz w:val="28"/>
-          <w:szCs w:val="28"/>
-        </w:rPr>
-      </w:pPr>
-      <w:r>
-        <w:rPr>
-          <w:color w:val="000000"/>
-          <w:sz w:val="28"/>
-          <w:szCs w:val="28"/>
-        </w:rPr>
-        <w:t xml:space="preserve">выполнять поиск литературы; </w:t>
+        <w:ind w:left="0" w:firstLine="709"/>
+        <w:jc w:val="both"/>
+        <w:rPr>
+          <w:color w:val="000000"/>
+          <w:sz w:val="28"/>
+          <w:szCs w:val="28"/>
+        </w:rPr>
+      </w:pPr>
+      <w:r>
+        <w:rPr>
+          <w:color w:val="000000"/>
+          <w:sz w:val="28"/>
+          <w:szCs w:val="28"/>
+        </w:rPr>
+        <w:t>просматривать каталог книг;</w:t>
       </w:r>
     </w:p>
     <w:p>
       <w:pPr>
         <w:numPr>
           <w:ilvl w:val="0"/>
-          <w:numId w:val="11"/>
+          <w:numId w:val="19"/>
         </w:numPr>
         <w:spacing w:line="360" w:lineRule="auto"/>
-        <w:ind w:firstLine="709"/>
-        <w:jc w:val="both"/>
-        <w:rPr>
-          <w:color w:val="000000"/>
-          <w:sz w:val="28"/>
-          <w:szCs w:val="28"/>
-        </w:rPr>
-      </w:pPr>
-      <w:r>
-        <w:rPr>
-          <w:color w:val="000000"/>
-          <w:sz w:val="28"/>
-          <w:szCs w:val="28"/>
-        </w:rPr>
-        <w:t xml:space="preserve">читать и скачивать электронные книги; </w:t>
+        <w:ind w:left="0" w:firstLine="709"/>
+        <w:jc w:val="both"/>
+        <w:rPr>
+          <w:color w:val="000000"/>
+          <w:sz w:val="28"/>
+          <w:szCs w:val="28"/>
+        </w:rPr>
+      </w:pPr>
+      <w:r>
+        <w:rPr>
+          <w:color w:val="000000"/>
+          <w:sz w:val="28"/>
+          <w:szCs w:val="28"/>
+        </w:rPr>
+        <w:t>выполнять поиск книг по названию, автору или жанру;</w:t>
       </w:r>
     </w:p>
     <w:p>
       <w:pPr>
         <w:numPr>
           <w:ilvl w:val="0"/>
-          <w:numId w:val="11"/>
+          <w:numId w:val="19"/>
         </w:numPr>
         <w:spacing w:line="360" w:lineRule="auto"/>
-        <w:ind w:firstLine="709"/>
-        <w:jc w:val="both"/>
-        <w:rPr>
-          <w:color w:val="000000"/>
-          <w:sz w:val="28"/>
-          <w:szCs w:val="28"/>
-        </w:rPr>
-      </w:pPr>
-      <w:r>
-        <w:rPr>
-          <w:color w:val="000000"/>
-          <w:sz w:val="28"/>
-          <w:szCs w:val="28"/>
-        </w:rPr>
-        <w:t xml:space="preserve">добавлять книги в избранное; </w:t>
+        <w:ind w:left="0" w:firstLine="709"/>
+        <w:jc w:val="both"/>
+        <w:rPr>
+          <w:color w:val="000000"/>
+          <w:sz w:val="28"/>
+          <w:szCs w:val="28"/>
+        </w:rPr>
+      </w:pPr>
+      <w:r>
+        <w:rPr>
+          <w:color w:val="000000"/>
+          <w:sz w:val="28"/>
+          <w:szCs w:val="28"/>
+        </w:rPr>
+        <w:t>просматривать подробную информацию о книге;</w:t>
       </w:r>
     </w:p>
     <w:p>
       <w:pPr>
         <w:numPr>
           <w:ilvl w:val="0"/>
-          <w:numId w:val="11"/>
+          <w:numId w:val="19"/>
         </w:numPr>
         <w:spacing w:line="360" w:lineRule="auto"/>
-        <w:ind w:firstLine="709"/>
-        <w:jc w:val="both"/>
-        <w:rPr>
-          <w:color w:val="000000"/>
-          <w:sz w:val="28"/>
-          <w:szCs w:val="28"/>
-        </w:rPr>
-      </w:pPr>
-      <w:r>
-        <w:rPr>
-          <w:color w:val="000000"/>
-          <w:sz w:val="28"/>
-          <w:szCs w:val="28"/>
-        </w:rPr>
-        <w:t xml:space="preserve">оставлять рецензии и оценки; </w:t>
+        <w:ind w:left="0" w:firstLine="709"/>
+        <w:jc w:val="both"/>
+        <w:rPr>
+          <w:color w:val="000000"/>
+          <w:sz w:val="28"/>
+          <w:szCs w:val="28"/>
+        </w:rPr>
+      </w:pPr>
+      <w:r>
+        <w:rPr>
+          <w:color w:val="000000"/>
+          <w:sz w:val="28"/>
+          <w:szCs w:val="28"/>
+        </w:rPr>
+        <w:t>читать электронную версию книги (PDF);</w:t>
       </w:r>
     </w:p>
     <w:p>
       <w:pPr>
         <w:numPr>
           <w:ilvl w:val="0"/>
-          <w:numId w:val="11"/>
+          <w:numId w:val="19"/>
         </w:numPr>
         <w:spacing w:line="360" w:lineRule="auto"/>
-        <w:ind w:firstLine="709"/>
-        <w:jc w:val="both"/>
-        <w:rPr>
-          <w:color w:val="000000"/>
-          <w:sz w:val="28"/>
-          <w:szCs w:val="28"/>
-        </w:rPr>
-      </w:pPr>
-      <w:r>
-        <w:rPr>
-          <w:color w:val="000000"/>
-          <w:sz w:val="28"/>
-          <w:szCs w:val="28"/>
-        </w:rPr>
-        <w:t xml:space="preserve">просматривать рейтинг активности; </w:t>
+        <w:ind w:left="0" w:firstLine="709"/>
+        <w:jc w:val="both"/>
+        <w:rPr>
+          <w:color w:val="000000"/>
+          <w:sz w:val="28"/>
+          <w:szCs w:val="28"/>
+        </w:rPr>
+      </w:pPr>
+      <w:r>
+        <w:rPr>
+          <w:color w:val="000000"/>
+          <w:sz w:val="28"/>
+          <w:szCs w:val="28"/>
+        </w:rPr>
+        <w:t>добавлять книги в избранное;</w:t>
       </w:r>
     </w:p>
     <w:p>
       <w:pPr>
         <w:numPr>
           <w:ilvl w:val="0"/>
-          <w:numId w:val="11"/>
+          <w:numId w:val="19"/>
         </w:numPr>
         <w:spacing w:line="360" w:lineRule="auto"/>
-        <w:ind w:firstLine="709"/>
-        <w:jc w:val="both"/>
-        <w:rPr>
-          <w:color w:val="000000"/>
-          <w:sz w:val="28"/>
-          <w:szCs w:val="28"/>
-        </w:rPr>
-      </w:pPr>
-      <w:r>
-        <w:rPr>
-          <w:color w:val="000000"/>
-          <w:sz w:val="28"/>
-          <w:szCs w:val="28"/>
-        </w:rPr>
-        <w:t xml:space="preserve">обращаться в чат поддержки. </w:t>
-      </w:r>
-    </w:p>
-    <w:p>
-      <w:pPr>
-        <w:spacing w:line="360" w:lineRule="auto"/>
-        <w:ind w:firstLine="709"/>
-        <w:jc w:val="both"/>
-        <w:rPr>
-          <w:color w:val="000000"/>
-          <w:sz w:val="28"/>
-          <w:szCs w:val="28"/>
-        </w:rPr>
-      </w:pPr>
-      <w:r>
-        <w:rPr>
-          <w:color w:val="000000"/>
-          <w:sz w:val="28"/>
-          <w:szCs w:val="28"/>
-        </w:rPr>
-        <w:t>Библиотекарь может:</w:t>
+        <w:ind w:left="0" w:firstLine="709"/>
+        <w:jc w:val="both"/>
+        <w:rPr>
+          <w:color w:val="000000"/>
+          <w:sz w:val="28"/>
+          <w:szCs w:val="28"/>
+        </w:rPr>
+      </w:pPr>
+      <w:r>
+        <w:rPr>
+          <w:color w:val="000000"/>
+          <w:sz w:val="28"/>
+          <w:szCs w:val="28"/>
+        </w:rPr>
+        <w:t>просматривать список избранных книг;</w:t>
       </w:r>
     </w:p>
     <w:p>
       <w:pPr>
         <w:numPr>
           <w:ilvl w:val="0"/>
-          <w:numId w:val="12"/>
+          <w:numId w:val="19"/>
         </w:numPr>
         <w:spacing w:line="360" w:lineRule="auto"/>
-        <w:ind w:firstLine="709"/>
-        <w:jc w:val="both"/>
-        <w:rPr>
-          <w:color w:val="000000"/>
-          <w:sz w:val="28"/>
-          <w:szCs w:val="28"/>
-        </w:rPr>
-      </w:pPr>
-      <w:r>
-        <w:rPr>
-          <w:color w:val="000000"/>
-          <w:sz w:val="28"/>
-          <w:szCs w:val="28"/>
-        </w:rPr>
-        <w:t xml:space="preserve">добавлять и редактировать книги; </w:t>
+        <w:ind w:left="0" w:firstLine="709"/>
+        <w:jc w:val="both"/>
+        <w:rPr>
+          <w:color w:val="000000"/>
+          <w:sz w:val="28"/>
+          <w:szCs w:val="28"/>
+        </w:rPr>
+      </w:pPr>
+      <w:r>
+        <w:rPr>
+          <w:color w:val="000000"/>
+          <w:sz w:val="28"/>
+          <w:szCs w:val="28"/>
+        </w:rPr>
+        <w:t>просматривать историю прочитанных материалов;</w:t>
       </w:r>
     </w:p>
     <w:p>
       <w:pPr>
         <w:numPr>
           <w:ilvl w:val="0"/>
-          <w:numId w:val="12"/>
+          <w:numId w:val="19"/>
         </w:numPr>
         <w:spacing w:line="360" w:lineRule="auto"/>
-        <w:ind w:firstLine="709"/>
-        <w:jc w:val="both"/>
-        <w:rPr>
-          <w:color w:val="000000"/>
-          <w:sz w:val="28"/>
-          <w:szCs w:val="28"/>
-        </w:rPr>
-      </w:pPr>
-      <w:r>
-        <w:rPr>
-          <w:color w:val="000000"/>
-          <w:sz w:val="28"/>
-          <w:szCs w:val="28"/>
-        </w:rPr>
-        <w:t xml:space="preserve">удалять материалы; </w:t>
+        <w:ind w:left="0" w:firstLine="709"/>
+        <w:jc w:val="both"/>
+        <w:rPr>
+          <w:color w:val="000000"/>
+          <w:sz w:val="28"/>
+          <w:szCs w:val="28"/>
+        </w:rPr>
+      </w:pPr>
+      <w:r>
+        <w:rPr>
+          <w:color w:val="000000"/>
+          <w:sz w:val="28"/>
+          <w:szCs w:val="28"/>
+        </w:rPr>
+        <w:t>просматривать свой рейтинг активности;</w:t>
       </w:r>
     </w:p>
     <w:p>
       <w:pPr>
         <w:numPr>
           <w:ilvl w:val="0"/>
-          <w:numId w:val="12"/>
+          <w:numId w:val="19"/>
         </w:numPr>
         <w:spacing w:line="360" w:lineRule="auto"/>
+        <w:ind w:left="0" w:firstLine="709"/>
+        <w:jc w:val="both"/>
+        <w:rPr>
+          <w:color w:val="000000"/>
+          <w:sz w:val="28"/>
+          <w:szCs w:val="28"/>
+        </w:rPr>
+      </w:pPr>
+      <w:r>
+        <w:rPr>
+          <w:color w:val="000000"/>
+          <w:sz w:val="28"/>
+          <w:szCs w:val="28"/>
+        </w:rPr>
+        <w:t>просматривать список самых активных читателей (рейтинг пользователей).</w:t>
+      </w:r>
+    </w:p>
+    <w:p>
+      <w:pPr>
+        <w:spacing w:line="360" w:lineRule="auto"/>
         <w:ind w:firstLine="709"/>
         <w:jc w:val="both"/>
         <w:rPr>
@@ -439,112 +505,123 @@
       </w:pPr>
       <w:r>
         <w:rPr>
-          <w:color w:val="000000"/>
-          <w:sz w:val="28"/>
-          <w:szCs w:val="28"/>
-        </w:rPr>
-        <w:t xml:space="preserve">контролировать выдачу литературы; </w:t>
+          <w:b/>
+          <w:bCs/>
+          <w:color w:val="000000"/>
+          <w:sz w:val="28"/>
+          <w:szCs w:val="28"/>
+        </w:rPr>
+        <w:t>Администратор</w:t>
+      </w:r>
+      <w:r>
+        <w:rPr>
+          <w:color w:val="000000"/>
+          <w:sz w:val="28"/>
+          <w:szCs w:val="28"/>
+        </w:rPr>
+        <w:t> может:</w:t>
       </w:r>
     </w:p>
     <w:p>
       <w:pPr>
         <w:numPr>
           <w:ilvl w:val="0"/>
-          <w:numId w:val="12"/>
+          <w:numId w:val="20"/>
         </w:numPr>
         <w:spacing w:line="360" w:lineRule="auto"/>
-        <w:ind w:firstLine="709"/>
-        <w:jc w:val="both"/>
-        <w:rPr>
-          <w:color w:val="000000"/>
-          <w:sz w:val="28"/>
-          <w:szCs w:val="28"/>
-        </w:rPr>
-      </w:pPr>
-      <w:r>
-        <w:rPr>
-          <w:color w:val="000000"/>
-          <w:sz w:val="28"/>
-          <w:szCs w:val="28"/>
-        </w:rPr>
-        <w:t xml:space="preserve">отслеживать сроки возврата книг; </w:t>
+        <w:ind w:left="0" w:firstLine="709"/>
+        <w:jc w:val="both"/>
+        <w:rPr>
+          <w:color w:val="000000"/>
+          <w:sz w:val="28"/>
+          <w:szCs w:val="28"/>
+        </w:rPr>
+      </w:pPr>
+      <w:r>
+        <w:rPr>
+          <w:color w:val="000000"/>
+          <w:sz w:val="28"/>
+          <w:szCs w:val="28"/>
+        </w:rPr>
+        <w:t>добавлять новые книги в каталог;</w:t>
       </w:r>
     </w:p>
     <w:p>
       <w:pPr>
         <w:numPr>
           <w:ilvl w:val="0"/>
-          <w:numId w:val="12"/>
+          <w:numId w:val="20"/>
         </w:numPr>
         <w:spacing w:line="360" w:lineRule="auto"/>
-        <w:ind w:firstLine="709"/>
-        <w:jc w:val="both"/>
-        <w:rPr>
-          <w:color w:val="000000"/>
-          <w:sz w:val="28"/>
-          <w:szCs w:val="28"/>
-        </w:rPr>
-      </w:pPr>
-      <w:r>
-        <w:rPr>
-          <w:color w:val="000000"/>
-          <w:sz w:val="28"/>
-          <w:szCs w:val="28"/>
-        </w:rPr>
-        <w:t xml:space="preserve">взаимодействовать с читателями через чат. </w:t>
-      </w:r>
-    </w:p>
-    <w:p>
-      <w:pPr>
-        <w:spacing w:line="360" w:lineRule="auto"/>
-        <w:ind w:firstLine="709"/>
-        <w:jc w:val="both"/>
-        <w:rPr>
-          <w:color w:val="000000"/>
-          <w:sz w:val="28"/>
-          <w:szCs w:val="28"/>
-        </w:rPr>
-      </w:pPr>
-      <w:r>
-        <w:rPr>
-          <w:color w:val="000000"/>
-          <w:sz w:val="28"/>
-          <w:szCs w:val="28"/>
-        </w:rPr>
-        <w:t>Администратор системы может:</w:t>
+        <w:ind w:left="0" w:firstLine="709"/>
+        <w:jc w:val="both"/>
+        <w:rPr>
+          <w:color w:val="000000"/>
+          <w:sz w:val="28"/>
+          <w:szCs w:val="28"/>
+        </w:rPr>
+      </w:pPr>
+      <w:r>
+        <w:rPr>
+          <w:color w:val="000000"/>
+          <w:sz w:val="28"/>
+          <w:szCs w:val="28"/>
+        </w:rPr>
+        <w:lastRenderedPageBreak/>
+        <w:t>редактировать информацию о книгах (название, автор, жанр, описание, PDF-файл);</w:t>
       </w:r>
     </w:p>
     <w:p>
       <w:pPr>
         <w:numPr>
           <w:ilvl w:val="0"/>
-          <w:numId w:val="13"/>
+          <w:numId w:val="20"/>
         </w:numPr>
         <w:spacing w:line="360" w:lineRule="auto"/>
-        <w:ind w:firstLine="709"/>
-        <w:jc w:val="both"/>
-        <w:rPr>
-          <w:color w:val="000000"/>
-          <w:sz w:val="28"/>
-          <w:szCs w:val="28"/>
-        </w:rPr>
-      </w:pPr>
-      <w:r>
-        <w:rPr>
-          <w:color w:val="000000"/>
-          <w:sz w:val="28"/>
-          <w:szCs w:val="28"/>
-        </w:rPr>
-        <w:t xml:space="preserve">управлять учетными записями пользователей; </w:t>
+        <w:ind w:left="0" w:firstLine="709"/>
+        <w:jc w:val="both"/>
+        <w:rPr>
+          <w:color w:val="000000"/>
+          <w:sz w:val="28"/>
+          <w:szCs w:val="28"/>
+        </w:rPr>
+      </w:pPr>
+      <w:r>
+        <w:rPr>
+          <w:color w:val="000000"/>
+          <w:sz w:val="28"/>
+          <w:szCs w:val="28"/>
+        </w:rPr>
+        <w:t>удалять книги из каталога;</w:t>
       </w:r>
     </w:p>
     <w:p>
       <w:pPr>
         <w:numPr>
           <w:ilvl w:val="0"/>
-          <w:numId w:val="13"/>
+          <w:numId w:val="20"/>
         </w:numPr>
         <w:spacing w:line="360" w:lineRule="auto"/>
+        <w:ind w:left="0" w:firstLine="709"/>
+        <w:jc w:val="both"/>
+        <w:rPr>
+          <w:color w:val="000000"/>
+          <w:sz w:val="28"/>
+          <w:szCs w:val="28"/>
+        </w:rPr>
+      </w:pPr>
+      <w:r>
+        <w:rPr>
+          <w:color w:val="000000"/>
+          <w:sz w:val="28"/>
+          <w:szCs w:val="28"/>
+        </w:rPr>
+        <w:t>просматривать и контролировать содержимое библиотеки.</w:t>
+      </w:r>
+    </w:p>
+    <w:p>
+      <w:pPr>
+        <w:spacing w:line="360" w:lineRule="auto"/>
         <w:ind w:firstLine="709"/>
         <w:jc w:val="both"/>
         <w:rPr>
@@ -559,17 +636,533 @@
           <w:sz w:val="28"/>
           <w:szCs w:val="28"/>
         </w:rPr>
-        <w:lastRenderedPageBreak/>
-        <w:t xml:space="preserve">контролировать работу системы; </w:t>
+        <w:t>Система автоматически начисляет баллы пользователям за чтение книг и обновляет рейтинг.</w:t>
+      </w:r>
+    </w:p>
+    <w:p>
+      <w:pPr>
+        <w:spacing w:line="360" w:lineRule="auto"/>
+        <w:ind w:firstLine="709"/>
+        <w:jc w:val="both"/>
+        <w:rPr>
+          <w:color w:val="000000"/>
+          <w:sz w:val="28"/>
+          <w:szCs w:val="28"/>
+        </w:rPr>
+      </w:pPr>
+      <w:r>
+        <w:rPr>
+          <w:i/>
+          <w:iCs/>
+          <w:color w:val="000000"/>
+          <w:sz w:val="28"/>
+          <w:szCs w:val="28"/>
+        </w:rPr>
+        <w:t xml:space="preserve">Рисунок 1 – Диаграмма </w:t>
+      </w:r>
+      <w:proofErr w:type="spellStart"/>
+      <w:r>
+        <w:rPr>
+          <w:i/>
+          <w:iCs/>
+          <w:color w:val="000000"/>
+          <w:sz w:val="28"/>
+          <w:szCs w:val="28"/>
+        </w:rPr>
+        <w:t>Use</w:t>
+      </w:r>
+      <w:proofErr w:type="spellEnd"/>
+      <w:r>
+        <w:rPr>
+          <w:i/>
+          <w:iCs/>
+          <w:color w:val="000000"/>
+          <w:sz w:val="28"/>
+          <w:szCs w:val="28"/>
+        </w:rPr>
+        <w:t xml:space="preserve"> Case (здесь и далее приводятся реальные диаграммы, выполненные в нотации UML)</w:t>
+      </w:r>
+    </w:p>
+    <w:p>
+      <w:pPr>
+        <w:spacing w:line="360" w:lineRule="auto"/>
+        <w:ind w:firstLine="709"/>
+        <w:jc w:val="both"/>
+        <w:rPr>
+          <w:color w:val="000000"/>
+          <w:sz w:val="28"/>
+          <w:szCs w:val="28"/>
+        </w:rPr>
+      </w:pPr>
+      <w:r>
+        <w:rPr>
+          <w:color w:val="000000"/>
+          <w:sz w:val="28"/>
+          <w:szCs w:val="28"/>
+        </w:rPr>
+        <w:t>Следующим этапом проектирования является создание диаграммы деятельности, отображающей последовательность действий пользователя и системы.</w:t>
+      </w:r>
+    </w:p>
+    <w:p>
+      <w:pPr>
+        <w:spacing w:line="360" w:lineRule="auto"/>
+        <w:ind w:firstLine="709"/>
+        <w:jc w:val="both"/>
+        <w:rPr>
+          <w:color w:val="000000"/>
+          <w:sz w:val="28"/>
+          <w:szCs w:val="28"/>
+        </w:rPr>
+      </w:pPr>
+      <w:r>
+        <w:rPr>
+          <w:color w:val="000000"/>
+          <w:sz w:val="28"/>
+          <w:szCs w:val="28"/>
+        </w:rPr>
+        <w:t>На рисунке 2 представлена диаграмма деятельности приложения «Электронная библиотека». Пользователь выполняет вход в систему (авторизацию) или регистрируется. После успешного входа пользователь получает доступ к главному экрану с каталогом книг. Пользователь может выполнить поиск книг по названию, автору или жанру, выбрать книгу из списка и просмотреть подробную информацию. Далее пользователь может открыть книгу для чтения (PDF-файл) — система автоматически сохраняет запись в историю чтения и начисляет баллы за прочтение. Пользователь также может добавить книгу в избранное или удалить её из избранного. Администратор, войдя в систему, получает доступ к административной панели, где может добавлять, редактировать или удалять книги. Все действия фиксируются в базе данных MySQL через серверные PHP-скрипты.</w:t>
+      </w:r>
+    </w:p>
+    <w:p>
+      <w:pPr>
+        <w:spacing w:line="360" w:lineRule="auto"/>
+        <w:ind w:firstLine="709"/>
+        <w:jc w:val="both"/>
+        <w:rPr>
+          <w:color w:val="000000"/>
+          <w:sz w:val="28"/>
+          <w:szCs w:val="28"/>
+        </w:rPr>
+      </w:pPr>
+      <w:r>
+        <w:rPr>
+          <w:i/>
+          <w:iCs/>
+          <w:color w:val="000000"/>
+          <w:sz w:val="28"/>
+          <w:szCs w:val="28"/>
+        </w:rPr>
+        <w:t>Рисунок 2 – Диаграмма деятельности</w:t>
+      </w:r>
+    </w:p>
+    <w:p>
+      <w:pPr>
+        <w:spacing w:line="360" w:lineRule="auto"/>
+        <w:ind w:firstLine="709"/>
+        <w:jc w:val="both"/>
+        <w:rPr>
+          <w:color w:val="000000"/>
+          <w:sz w:val="28"/>
+          <w:szCs w:val="28"/>
+        </w:rPr>
+      </w:pPr>
+    </w:p>
+    <w:p>
+      <w:pPr>
+        <w:spacing w:line="360" w:lineRule="auto"/>
+        <w:ind w:firstLine="709"/>
+        <w:jc w:val="both"/>
+        <w:rPr>
+          <w:b/>
+          <w:bCs/>
+          <w:color w:val="000000"/>
+          <w:sz w:val="28"/>
+          <w:szCs w:val="28"/>
+        </w:rPr>
+      </w:pPr>
+      <w:r>
+        <w:rPr>
+          <w:b/>
+          <w:bCs/>
+          <w:color w:val="000000"/>
+          <w:sz w:val="28"/>
+          <w:szCs w:val="28"/>
+        </w:rPr>
+        <w:t>3.2 Функциональная схема ПП</w:t>
+      </w:r>
+    </w:p>
+    <w:p>
+      <w:pPr>
+        <w:spacing w:line="360" w:lineRule="auto"/>
+        <w:ind w:firstLine="709"/>
+        <w:jc w:val="both"/>
+        <w:rPr>
+          <w:color w:val="000000"/>
+          <w:sz w:val="28"/>
+          <w:szCs w:val="28"/>
+        </w:rPr>
+      </w:pPr>
+      <w:r>
+        <w:rPr>
+          <w:color w:val="000000"/>
+          <w:sz w:val="28"/>
+          <w:szCs w:val="28"/>
+        </w:rPr>
+        <w:t>Функциональная схема программного продукта необходима для отображения основных возможностей системы и взаимосвязей между её компонентами.</w:t>
+      </w:r>
+    </w:p>
+    <w:p>
+      <w:pPr>
+        <w:spacing w:line="360" w:lineRule="auto"/>
+        <w:ind w:firstLine="709"/>
+        <w:jc w:val="both"/>
+        <w:rPr>
+          <w:color w:val="000000"/>
+          <w:sz w:val="28"/>
+          <w:szCs w:val="28"/>
+        </w:rPr>
+      </w:pPr>
+      <w:r>
+        <w:rPr>
+          <w:b/>
+          <w:bCs/>
+          <w:color w:val="000000"/>
+          <w:sz w:val="28"/>
+          <w:szCs w:val="28"/>
+        </w:rPr>
+        <w:t>Основные функции приложения «Электронная библиотека»:</w:t>
       </w:r>
     </w:p>
     <w:p>
       <w:pPr>
         <w:numPr>
           <w:ilvl w:val="0"/>
-          <w:numId w:val="13"/>
+          <w:numId w:val="21"/>
         </w:numPr>
         <w:spacing w:line="360" w:lineRule="auto"/>
+        <w:ind w:left="0" w:firstLine="709"/>
+        <w:jc w:val="both"/>
+        <w:rPr>
+          <w:color w:val="000000"/>
+          <w:sz w:val="28"/>
+          <w:szCs w:val="28"/>
+        </w:rPr>
+      </w:pPr>
+      <w:r>
+        <w:rPr>
+          <w:color w:val="000000"/>
+          <w:sz w:val="28"/>
+          <w:szCs w:val="28"/>
+        </w:rPr>
+        <w:lastRenderedPageBreak/>
+        <w:t>регистрация и авторизация пользователей;</w:t>
+      </w:r>
+    </w:p>
+    <w:p>
+      <w:pPr>
+        <w:numPr>
+          <w:ilvl w:val="0"/>
+          <w:numId w:val="21"/>
+        </w:numPr>
+        <w:spacing w:line="360" w:lineRule="auto"/>
+        <w:ind w:left="0" w:firstLine="709"/>
+        <w:jc w:val="both"/>
+        <w:rPr>
+          <w:color w:val="000000"/>
+          <w:sz w:val="28"/>
+          <w:szCs w:val="28"/>
+        </w:rPr>
+      </w:pPr>
+      <w:r>
+        <w:rPr>
+          <w:color w:val="000000"/>
+          <w:sz w:val="28"/>
+          <w:szCs w:val="28"/>
+        </w:rPr>
+        <w:t>разделение прав доступа (пользователь / администратор);</w:t>
+      </w:r>
+    </w:p>
+    <w:p>
+      <w:pPr>
+        <w:numPr>
+          <w:ilvl w:val="0"/>
+          <w:numId w:val="21"/>
+        </w:numPr>
+        <w:spacing w:line="360" w:lineRule="auto"/>
+        <w:ind w:left="0" w:firstLine="709"/>
+        <w:jc w:val="both"/>
+        <w:rPr>
+          <w:color w:val="000000"/>
+          <w:sz w:val="28"/>
+          <w:szCs w:val="28"/>
+        </w:rPr>
+      </w:pPr>
+      <w:r>
+        <w:rPr>
+          <w:color w:val="000000"/>
+          <w:sz w:val="28"/>
+          <w:szCs w:val="28"/>
+        </w:rPr>
+        <w:t>просмотр каталога книг;</w:t>
+      </w:r>
+    </w:p>
+    <w:p>
+      <w:pPr>
+        <w:numPr>
+          <w:ilvl w:val="0"/>
+          <w:numId w:val="21"/>
+        </w:numPr>
+        <w:spacing w:line="360" w:lineRule="auto"/>
+        <w:ind w:left="0" w:firstLine="709"/>
+        <w:jc w:val="both"/>
+        <w:rPr>
+          <w:color w:val="000000"/>
+          <w:sz w:val="28"/>
+          <w:szCs w:val="28"/>
+        </w:rPr>
+      </w:pPr>
+      <w:r>
+        <w:rPr>
+          <w:color w:val="000000"/>
+          <w:sz w:val="28"/>
+          <w:szCs w:val="28"/>
+        </w:rPr>
+        <w:t>поиск книг по названию, автору и жанру;</w:t>
+      </w:r>
+    </w:p>
+    <w:p>
+      <w:pPr>
+        <w:numPr>
+          <w:ilvl w:val="0"/>
+          <w:numId w:val="21"/>
+        </w:numPr>
+        <w:spacing w:line="360" w:lineRule="auto"/>
+        <w:ind w:left="0" w:firstLine="709"/>
+        <w:jc w:val="both"/>
+        <w:rPr>
+          <w:color w:val="000000"/>
+          <w:sz w:val="28"/>
+          <w:szCs w:val="28"/>
+        </w:rPr>
+      </w:pPr>
+      <w:r>
+        <w:rPr>
+          <w:color w:val="000000"/>
+          <w:sz w:val="28"/>
+          <w:szCs w:val="28"/>
+        </w:rPr>
+        <w:t>просмотр подробной информации о книге (название, автор, жанр, год издания, описание);</w:t>
+      </w:r>
+    </w:p>
+    <w:p>
+      <w:pPr>
+        <w:numPr>
+          <w:ilvl w:val="0"/>
+          <w:numId w:val="21"/>
+        </w:numPr>
+        <w:spacing w:line="360" w:lineRule="auto"/>
+        <w:ind w:left="0" w:firstLine="709"/>
+        <w:jc w:val="both"/>
+        <w:rPr>
+          <w:color w:val="000000"/>
+          <w:sz w:val="28"/>
+          <w:szCs w:val="28"/>
+        </w:rPr>
+      </w:pPr>
+      <w:r>
+        <w:rPr>
+          <w:color w:val="000000"/>
+          <w:sz w:val="28"/>
+          <w:szCs w:val="28"/>
+        </w:rPr>
+        <w:t>чтение электронных книг в формате PDF;</w:t>
+      </w:r>
+    </w:p>
+    <w:p>
+      <w:pPr>
+        <w:numPr>
+          <w:ilvl w:val="0"/>
+          <w:numId w:val="21"/>
+        </w:numPr>
+        <w:spacing w:line="360" w:lineRule="auto"/>
+        <w:ind w:left="0" w:firstLine="709"/>
+        <w:jc w:val="both"/>
+        <w:rPr>
+          <w:color w:val="000000"/>
+          <w:sz w:val="28"/>
+          <w:szCs w:val="28"/>
+        </w:rPr>
+      </w:pPr>
+      <w:r>
+        <w:rPr>
+          <w:color w:val="000000"/>
+          <w:sz w:val="28"/>
+          <w:szCs w:val="28"/>
+        </w:rPr>
+        <w:t>добавление книг в избранное и удаление из избранного;</w:t>
+      </w:r>
+    </w:p>
+    <w:p>
+      <w:pPr>
+        <w:numPr>
+          <w:ilvl w:val="0"/>
+          <w:numId w:val="21"/>
+        </w:numPr>
+        <w:spacing w:line="360" w:lineRule="auto"/>
+        <w:ind w:left="0" w:firstLine="709"/>
+        <w:jc w:val="both"/>
+        <w:rPr>
+          <w:color w:val="000000"/>
+          <w:sz w:val="28"/>
+          <w:szCs w:val="28"/>
+        </w:rPr>
+      </w:pPr>
+      <w:r>
+        <w:rPr>
+          <w:color w:val="000000"/>
+          <w:sz w:val="28"/>
+          <w:szCs w:val="28"/>
+        </w:rPr>
+        <w:t>просмотр списка избранных книг;</w:t>
+      </w:r>
+    </w:p>
+    <w:p>
+      <w:pPr>
+        <w:numPr>
+          <w:ilvl w:val="0"/>
+          <w:numId w:val="21"/>
+        </w:numPr>
+        <w:spacing w:line="360" w:lineRule="auto"/>
+        <w:ind w:left="0" w:firstLine="709"/>
+        <w:jc w:val="both"/>
+        <w:rPr>
+          <w:color w:val="000000"/>
+          <w:sz w:val="28"/>
+          <w:szCs w:val="28"/>
+        </w:rPr>
+      </w:pPr>
+      <w:r>
+        <w:rPr>
+          <w:color w:val="000000"/>
+          <w:sz w:val="28"/>
+          <w:szCs w:val="28"/>
+        </w:rPr>
+        <w:t>автоматическое сохранение истории чтения;</w:t>
+      </w:r>
+    </w:p>
+    <w:p>
+      <w:pPr>
+        <w:numPr>
+          <w:ilvl w:val="0"/>
+          <w:numId w:val="21"/>
+        </w:numPr>
+        <w:spacing w:line="360" w:lineRule="auto"/>
+        <w:ind w:left="0" w:firstLine="709"/>
+        <w:jc w:val="both"/>
+        <w:rPr>
+          <w:color w:val="000000"/>
+          <w:sz w:val="28"/>
+          <w:szCs w:val="28"/>
+        </w:rPr>
+      </w:pPr>
+      <w:r>
+        <w:rPr>
+          <w:color w:val="000000"/>
+          <w:sz w:val="28"/>
+          <w:szCs w:val="28"/>
+        </w:rPr>
+        <w:t>просмотр истории прочитанных книг;</w:t>
+      </w:r>
+    </w:p>
+    <w:p>
+      <w:pPr>
+        <w:numPr>
+          <w:ilvl w:val="0"/>
+          <w:numId w:val="21"/>
+        </w:numPr>
+        <w:spacing w:line="360" w:lineRule="auto"/>
+        <w:ind w:left="0" w:firstLine="709"/>
+        <w:jc w:val="both"/>
+        <w:rPr>
+          <w:color w:val="000000"/>
+          <w:sz w:val="28"/>
+          <w:szCs w:val="28"/>
+        </w:rPr>
+      </w:pPr>
+      <w:r>
+        <w:rPr>
+          <w:color w:val="000000"/>
+          <w:sz w:val="28"/>
+          <w:szCs w:val="28"/>
+        </w:rPr>
+        <w:t>автоматическое начисление баллов за чтение;</w:t>
+      </w:r>
+    </w:p>
+    <w:p>
+      <w:pPr>
+        <w:numPr>
+          <w:ilvl w:val="0"/>
+          <w:numId w:val="21"/>
+        </w:numPr>
+        <w:spacing w:line="360" w:lineRule="auto"/>
+        <w:ind w:left="0" w:firstLine="709"/>
+        <w:jc w:val="both"/>
+        <w:rPr>
+          <w:color w:val="000000"/>
+          <w:sz w:val="28"/>
+          <w:szCs w:val="28"/>
+        </w:rPr>
+      </w:pPr>
+      <w:r>
+        <w:rPr>
+          <w:color w:val="000000"/>
+          <w:sz w:val="28"/>
+          <w:szCs w:val="28"/>
+        </w:rPr>
+        <w:t>просмотр рейтинга пользователей (список самых активных читателей, отсортированный по убыванию баллов);</w:t>
+      </w:r>
+    </w:p>
+    <w:p>
+      <w:pPr>
+        <w:numPr>
+          <w:ilvl w:val="0"/>
+          <w:numId w:val="21"/>
+        </w:numPr>
+        <w:spacing w:line="360" w:lineRule="auto"/>
+        <w:ind w:left="0" w:firstLine="709"/>
+        <w:jc w:val="both"/>
+        <w:rPr>
+          <w:color w:val="000000"/>
+          <w:sz w:val="28"/>
+          <w:szCs w:val="28"/>
+        </w:rPr>
+      </w:pPr>
+      <w:r>
+        <w:rPr>
+          <w:color w:val="000000"/>
+          <w:sz w:val="28"/>
+          <w:szCs w:val="28"/>
+        </w:rPr>
+        <w:t>просмотр личного профиля (ФИО, контакты, рейтинг);</w:t>
+      </w:r>
+    </w:p>
+    <w:p>
+      <w:pPr>
+        <w:numPr>
+          <w:ilvl w:val="0"/>
+          <w:numId w:val="21"/>
+        </w:numPr>
+        <w:spacing w:line="360" w:lineRule="auto"/>
+        <w:ind w:left="0" w:firstLine="709"/>
+        <w:jc w:val="both"/>
+        <w:rPr>
+          <w:color w:val="000000"/>
+          <w:sz w:val="28"/>
+          <w:szCs w:val="28"/>
+        </w:rPr>
+      </w:pPr>
+      <w:r>
+        <w:rPr>
+          <w:color w:val="000000"/>
+          <w:sz w:val="28"/>
+          <w:szCs w:val="28"/>
+        </w:rPr>
+        <w:t>для администратора: добавление, редактирование и удаление книг.</w:t>
+      </w:r>
+    </w:p>
+    <w:p>
+      <w:pPr>
+        <w:spacing w:line="360" w:lineRule="auto"/>
         <w:ind w:firstLine="709"/>
         <w:jc w:val="both"/>
         <w:rPr>
@@ -584,93 +1177,7 @@
           <w:sz w:val="28"/>
           <w:szCs w:val="28"/>
         </w:rPr>
-        <w:t>просматривать статистику и отчеты.</w:t>
-      </w:r>
-    </w:p>
-    <w:p>
-      <w:pPr>
-        <w:spacing w:line="360" w:lineRule="auto"/>
-        <w:ind w:left="1429"/>
-        <w:jc w:val="center"/>
-        <w:rPr>
-          <w:color w:val="000000"/>
-          <w:sz w:val="28"/>
-          <w:szCs w:val="28"/>
-        </w:rPr>
-      </w:pPr>
-      <w:r>
-        <w:rPr>
-          <w:color w:val="000000"/>
-          <w:sz w:val="28"/>
-          <w:szCs w:val="28"/>
-        </w:rPr>
-        <w:drawing>
-          <wp:inline distT="0" distB="0" distL="0" distR="0" wp14:anchorId="4D5E69B9" wp14:editId="3A0ACA41">
-            <wp:extent cx="4401164" cy="3486637"/>
-            <wp:effectExtent l="0" t="0" r="0" b="0"/>
-            <wp:docPr id="1" name="Рисунок 1"/>
-            <wp:cNvGraphicFramePr>
-              <a:graphicFrameLocks xmlns:a="http://schemas.openxmlformats.org/drawingml/2006/main" noChangeAspect="1"/>
-            </wp:cNvGraphicFramePr>
-            <a:graphic xmlns:a="http://schemas.openxmlformats.org/drawingml/2006/main">
-              <a:graphicData uri="http://schemas.openxmlformats.org/drawingml/2006/picture">
-                <pic:pic xmlns:pic="http://schemas.openxmlformats.org/drawingml/2006/picture">
-                  <pic:nvPicPr>
-                    <pic:cNvPr id="1" name=""/>
-                    <pic:cNvPicPr/>
-                  </pic:nvPicPr>
-                  <pic:blipFill>
-                    <a:blip r:embed="rId5"/>
-                    <a:stretch>
-                      <a:fillRect/>
-                    </a:stretch>
-                  </pic:blipFill>
-                  <pic:spPr>
-                    <a:xfrm>
-                      <a:off x="0" y="0"/>
-                      <a:ext cx="4401164" cy="3486637"/>
-                    </a:xfrm>
-                    <a:prstGeom prst="rect">
-                      <a:avLst/>
-                    </a:prstGeom>
-                  </pic:spPr>
-                </pic:pic>
-              </a:graphicData>
-            </a:graphic>
-          </wp:inline>
-        </w:drawing>
-      </w:r>
-    </w:p>
-    <w:p>
-      <w:pPr>
-        <w:jc w:val="center"/>
-        <w:rPr>
-          <w:sz w:val="28"/>
-          <w:szCs w:val="28"/>
-        </w:rPr>
-      </w:pPr>
-      <w:r>
-        <w:rPr>
-          <w:sz w:val="28"/>
-          <w:szCs w:val="28"/>
-        </w:rPr>
-        <w:t xml:space="preserve">Рисунок 1 – Диаграмма </w:t>
-      </w:r>
-      <w:proofErr w:type="spellStart"/>
-      <w:r>
-        <w:rPr>
-          <w:sz w:val="28"/>
-          <w:szCs w:val="28"/>
-        </w:rPr>
-        <w:t>Use</w:t>
-      </w:r>
-      <w:proofErr w:type="spellEnd"/>
-      <w:r>
-        <w:rPr>
-          <w:sz w:val="28"/>
-          <w:szCs w:val="28"/>
-        </w:rPr>
-        <w:t xml:space="preserve"> Case</w:t>
+        <w:t>Для хранения информации используется база данных MySQL. Структура базы данных представлена в виде диаграммы классов.</w:t>
       </w:r>
     </w:p>
     <w:p>
@@ -690,51 +1197,25 @@
           <w:sz w:val="28"/>
           <w:szCs w:val="28"/>
         </w:rPr>
-        <w:t>Следующим этапом проектирования является создание диаграммы деятельности, отображающей последовательность действий пользователя и системы.</w:t>
-      </w:r>
-    </w:p>
-    <w:p>
-      <w:pPr>
-        <w:spacing w:line="360" w:lineRule="auto"/>
-        <w:ind w:firstLine="709"/>
-        <w:jc w:val="both"/>
-        <w:rPr>
-          <w:color w:val="000000"/>
-          <w:sz w:val="28"/>
-          <w:szCs w:val="28"/>
-        </w:rPr>
-      </w:pPr>
-      <w:r>
-        <w:rPr>
-          <w:color w:val="000000"/>
-          <w:sz w:val="28"/>
-          <w:szCs w:val="28"/>
-        </w:rPr>
-        <w:t>На рисунке 2 представлена диаграмма деятельности приложения «Электронная библиотека». Пользователь выполняет вход в систему, после чего получает доступ к каталогу книг. Далее пользователь может выполнить поиск литературы, открыть электронную книгу, скачать материал или добавить его в избранное. При необходимости пользователь оставляет рецензию или обращается к библиотекарю через чат. Система автоматически обрабатывает действия пользователя и обновляет данные в базе данных.</w:t>
-      </w:r>
-    </w:p>
-    <w:p>
-      <w:r>
-        <w:t>Рисунок 2 – Диаграмма деятельности</w:t>
-      </w:r>
-    </w:p>
-    <w:p>
-      <w:pPr>
-        <w:spacing w:line="360" w:lineRule="auto"/>
-        <w:ind w:firstLine="709"/>
-        <w:jc w:val="both"/>
-        <w:rPr>
-          <w:color w:val="000000"/>
-          <w:sz w:val="28"/>
-          <w:szCs w:val="28"/>
-        </w:rPr>
-      </w:pPr>
-    </w:p>
-    <w:p>
-      <w:pPr>
-        <w:spacing w:line="360" w:lineRule="auto"/>
-        <w:ind w:firstLine="709"/>
-        <w:jc w:val="both"/>
+        <w:t>На рисунке 3 представлена диаграмма классов базы данных приложения «Электронная библиотека». Она включает следующие основные сущности:</w:t>
+      </w:r>
+    </w:p>
+    <w:p>
+      <w:pPr>
+        <w:numPr>
+          <w:ilvl w:val="0"/>
+          <w:numId w:val="22"/>
+        </w:numPr>
+        <w:spacing w:line="360" w:lineRule="auto"/>
+        <w:ind w:left="0" w:firstLine="709"/>
+        <w:jc w:val="both"/>
+        <w:rPr>
+          <w:color w:val="000000"/>
+          <w:sz w:val="28"/>
+          <w:szCs w:val="28"/>
+        </w:rPr>
+      </w:pPr>
+      <w:r>
         <w:rPr>
           <w:b/>
           <w:bCs/>
@@ -742,6 +1223,121 @@
           <w:sz w:val="28"/>
           <w:szCs w:val="28"/>
         </w:rPr>
+        <w:t>User</w:t>
+      </w:r>
+      <w:r>
+        <w:rPr>
+          <w:color w:val="000000"/>
+          <w:sz w:val="28"/>
+          <w:szCs w:val="28"/>
+        </w:rPr>
+        <w:t xml:space="preserve"> (Пользователь) – содержит атрибуты: </w:t>
+      </w:r>
+      <w:proofErr w:type="spellStart"/>
+      <w:r>
+        <w:rPr>
+          <w:color w:val="000000"/>
+          <w:sz w:val="28"/>
+          <w:szCs w:val="28"/>
+        </w:rPr>
+        <w:t>id</w:t>
+      </w:r>
+      <w:proofErr w:type="spellEnd"/>
+      <w:r>
+        <w:rPr>
+          <w:color w:val="000000"/>
+          <w:sz w:val="28"/>
+          <w:szCs w:val="28"/>
+        </w:rPr>
+        <w:t xml:space="preserve">, фамилия, имя, отчество, телефон, </w:t>
+      </w:r>
+      <w:proofErr w:type="spellStart"/>
+      <w:r>
+        <w:rPr>
+          <w:color w:val="000000"/>
+          <w:sz w:val="28"/>
+          <w:szCs w:val="28"/>
+        </w:rPr>
+        <w:t>email</w:t>
+      </w:r>
+      <w:proofErr w:type="spellEnd"/>
+      <w:r>
+        <w:rPr>
+          <w:color w:val="000000"/>
+          <w:sz w:val="28"/>
+          <w:szCs w:val="28"/>
+        </w:rPr>
+        <w:t>, логин, пароль (хранится в хешированном виде), роль ('</w:t>
+      </w:r>
+      <w:proofErr w:type="spellStart"/>
+      <w:r>
+        <w:rPr>
+          <w:color w:val="000000"/>
+          <w:sz w:val="28"/>
+          <w:szCs w:val="28"/>
+        </w:rPr>
+        <w:t>user</w:t>
+      </w:r>
+      <w:proofErr w:type="spellEnd"/>
+      <w:r>
+        <w:rPr>
+          <w:color w:val="000000"/>
+          <w:sz w:val="28"/>
+          <w:szCs w:val="28"/>
+        </w:rPr>
+        <w:t>' или '</w:t>
+      </w:r>
+      <w:proofErr w:type="spellStart"/>
+      <w:r>
+        <w:rPr>
+          <w:color w:val="000000"/>
+          <w:sz w:val="28"/>
+          <w:szCs w:val="28"/>
+        </w:rPr>
+        <w:t>admin</w:t>
+      </w:r>
+      <w:proofErr w:type="spellEnd"/>
+      <w:r>
+        <w:rPr>
+          <w:color w:val="000000"/>
+          <w:sz w:val="28"/>
+          <w:szCs w:val="28"/>
+        </w:rPr>
+        <w:t>'), баллы рейтинга (</w:t>
+      </w:r>
+      <w:proofErr w:type="spellStart"/>
+      <w:r>
+        <w:rPr>
+          <w:color w:val="000000"/>
+          <w:sz w:val="28"/>
+          <w:szCs w:val="28"/>
+        </w:rPr>
+        <w:t>rating_points</w:t>
+      </w:r>
+      <w:proofErr w:type="spellEnd"/>
+      <w:r>
+        <w:rPr>
+          <w:color w:val="000000"/>
+          <w:sz w:val="28"/>
+          <w:szCs w:val="28"/>
+        </w:rPr>
+        <w:t>).</w:t>
+      </w:r>
+    </w:p>
+    <w:p>
+      <w:pPr>
+        <w:numPr>
+          <w:ilvl w:val="0"/>
+          <w:numId w:val="22"/>
+        </w:numPr>
+        <w:spacing w:line="360" w:lineRule="auto"/>
+        <w:ind w:left="0" w:firstLine="709"/>
+        <w:jc w:val="both"/>
+        <w:rPr>
+          <w:color w:val="000000"/>
+          <w:sz w:val="28"/>
+          <w:szCs w:val="28"/>
+        </w:rPr>
       </w:pPr>
       <w:r>
         <w:rPr>
@@ -751,81 +1347,236 @@
           <w:sz w:val="28"/>
           <w:szCs w:val="28"/>
         </w:rPr>
-        <w:t>3.2 Функциональная схема ПП</w:t>
-      </w:r>
-    </w:p>
-    <w:p>
-      <w:pPr>
-        <w:spacing w:line="360" w:lineRule="auto"/>
-        <w:ind w:firstLine="709"/>
-        <w:jc w:val="both"/>
-        <w:rPr>
-          <w:color w:val="000000"/>
-          <w:sz w:val="28"/>
-          <w:szCs w:val="28"/>
-        </w:rPr>
-      </w:pPr>
-      <w:r>
-        <w:rPr>
-          <w:color w:val="000000"/>
-          <w:sz w:val="28"/>
-          <w:szCs w:val="28"/>
-        </w:rPr>
-        <w:t>Функциональная схема программного продукта необходима для отображения основных возможностей системы и взаимосвязей между её компонентами.</w:t>
-      </w:r>
-    </w:p>
-    <w:p>
-      <w:pPr>
-        <w:spacing w:line="360" w:lineRule="auto"/>
-        <w:ind w:firstLine="709"/>
-        <w:jc w:val="both"/>
-        <w:rPr>
-          <w:color w:val="000000"/>
-          <w:sz w:val="28"/>
-          <w:szCs w:val="28"/>
-        </w:rPr>
-      </w:pPr>
-      <w:r>
-        <w:rPr>
-          <w:color w:val="000000"/>
-          <w:sz w:val="28"/>
-          <w:szCs w:val="28"/>
-        </w:rPr>
-        <w:lastRenderedPageBreak/>
-        <w:t>Основные функции приложения «Электронная библиотека»:</w:t>
+        <w:t>Book</w:t>
+      </w:r>
+      <w:r>
+        <w:rPr>
+          <w:color w:val="000000"/>
+          <w:sz w:val="28"/>
+          <w:szCs w:val="28"/>
+        </w:rPr>
+        <w:t xml:space="preserve"> (Книга) – содержит атрибуты: </w:t>
+      </w:r>
+      <w:proofErr w:type="spellStart"/>
+      <w:r>
+        <w:rPr>
+          <w:color w:val="000000"/>
+          <w:sz w:val="28"/>
+          <w:szCs w:val="28"/>
+        </w:rPr>
+        <w:t>id</w:t>
+      </w:r>
+      <w:proofErr w:type="spellEnd"/>
+      <w:r>
+        <w:rPr>
+          <w:color w:val="000000"/>
+          <w:sz w:val="28"/>
+          <w:szCs w:val="28"/>
+        </w:rPr>
+        <w:t>, название, автор, жанр, год издания, описание, путь к файлу (</w:t>
+      </w:r>
+      <w:proofErr w:type="spellStart"/>
+      <w:r>
+        <w:rPr>
+          <w:color w:val="000000"/>
+          <w:sz w:val="28"/>
+          <w:szCs w:val="28"/>
+        </w:rPr>
+        <w:t>pdf_path</w:t>
+      </w:r>
+      <w:proofErr w:type="spellEnd"/>
+      <w:r>
+        <w:rPr>
+          <w:color w:val="000000"/>
+          <w:sz w:val="28"/>
+          <w:szCs w:val="28"/>
+        </w:rPr>
+        <w:t>).</w:t>
       </w:r>
     </w:p>
     <w:p>
       <w:pPr>
         <w:numPr>
           <w:ilvl w:val="0"/>
-          <w:numId w:val="14"/>
+          <w:numId w:val="22"/>
         </w:numPr>
         <w:spacing w:line="360" w:lineRule="auto"/>
-        <w:ind w:firstLine="709"/>
-        <w:jc w:val="both"/>
-        <w:rPr>
-          <w:color w:val="000000"/>
-          <w:sz w:val="28"/>
-          <w:szCs w:val="28"/>
-        </w:rPr>
-      </w:pPr>
-      <w:r>
-        <w:rPr>
-          <w:color w:val="000000"/>
-          <w:sz w:val="28"/>
-          <w:szCs w:val="28"/>
-        </w:rPr>
-        <w:t xml:space="preserve">регистрация и авторизация пользователей; </w:t>
+        <w:ind w:left="0" w:firstLine="709"/>
+        <w:jc w:val="both"/>
+        <w:rPr>
+          <w:color w:val="000000"/>
+          <w:sz w:val="28"/>
+          <w:szCs w:val="28"/>
+        </w:rPr>
+      </w:pPr>
+      <w:proofErr w:type="spellStart"/>
+      <w:r>
+        <w:rPr>
+          <w:b/>
+          <w:bCs/>
+          <w:color w:val="000000"/>
+          <w:sz w:val="28"/>
+          <w:szCs w:val="28"/>
+        </w:rPr>
+        <w:t>Favorite</w:t>
+      </w:r>
+      <w:proofErr w:type="spellEnd"/>
+      <w:r>
+        <w:rPr>
+          <w:color w:val="000000"/>
+          <w:sz w:val="28"/>
+          <w:szCs w:val="28"/>
+        </w:rPr>
+        <w:t xml:space="preserve"> (Избранное) – содержит атрибуты: </w:t>
+      </w:r>
+      <w:proofErr w:type="spellStart"/>
+      <w:r>
+        <w:rPr>
+          <w:color w:val="000000"/>
+          <w:sz w:val="28"/>
+          <w:szCs w:val="28"/>
+        </w:rPr>
+        <w:t>id</w:t>
+      </w:r>
+      <w:proofErr w:type="spellEnd"/>
+      <w:r>
+        <w:rPr>
+          <w:color w:val="000000"/>
+          <w:sz w:val="28"/>
+          <w:szCs w:val="28"/>
+        </w:rPr>
+        <w:t xml:space="preserve">, </w:t>
+      </w:r>
+      <w:proofErr w:type="spellStart"/>
+      <w:r>
+        <w:rPr>
+          <w:color w:val="000000"/>
+          <w:sz w:val="28"/>
+          <w:szCs w:val="28"/>
+        </w:rPr>
+        <w:t>user_id</w:t>
+      </w:r>
+      <w:proofErr w:type="spellEnd"/>
+      <w:r>
+        <w:rPr>
+          <w:color w:val="000000"/>
+          <w:sz w:val="28"/>
+          <w:szCs w:val="28"/>
+        </w:rPr>
+        <w:t xml:space="preserve"> (внешний ключ к User), </w:t>
+      </w:r>
+      <w:proofErr w:type="spellStart"/>
+      <w:r>
+        <w:rPr>
+          <w:color w:val="000000"/>
+          <w:sz w:val="28"/>
+          <w:szCs w:val="28"/>
+        </w:rPr>
+        <w:t>book_id</w:t>
+      </w:r>
+      <w:proofErr w:type="spellEnd"/>
+      <w:r>
+        <w:rPr>
+          <w:color w:val="000000"/>
+          <w:sz w:val="28"/>
+          <w:szCs w:val="28"/>
+        </w:rPr>
+        <w:t xml:space="preserve"> (внешний ключ к Book), дата добавления.</w:t>
       </w:r>
     </w:p>
     <w:p>
       <w:pPr>
         <w:numPr>
           <w:ilvl w:val="0"/>
-          <w:numId w:val="14"/>
+          <w:numId w:val="22"/>
         </w:numPr>
         <w:spacing w:line="360" w:lineRule="auto"/>
+        <w:ind w:left="0" w:firstLine="709"/>
+        <w:jc w:val="both"/>
+        <w:rPr>
+          <w:color w:val="000000"/>
+          <w:sz w:val="28"/>
+          <w:szCs w:val="28"/>
+        </w:rPr>
+      </w:pPr>
+      <w:proofErr w:type="spellStart"/>
+      <w:r>
+        <w:rPr>
+          <w:b/>
+          <w:bCs/>
+          <w:color w:val="000000"/>
+          <w:sz w:val="28"/>
+          <w:szCs w:val="28"/>
+        </w:rPr>
+        <w:t>History</w:t>
+      </w:r>
+      <w:proofErr w:type="spellEnd"/>
+      <w:r>
+        <w:rPr>
+          <w:color w:val="000000"/>
+          <w:sz w:val="28"/>
+          <w:szCs w:val="28"/>
+        </w:rPr>
+        <w:t xml:space="preserve"> (История чтения) – содержит атрибуты: </w:t>
+      </w:r>
+      <w:proofErr w:type="spellStart"/>
+      <w:r>
+        <w:rPr>
+          <w:color w:val="000000"/>
+          <w:sz w:val="28"/>
+          <w:szCs w:val="28"/>
+        </w:rPr>
+        <w:t>id</w:t>
+      </w:r>
+      <w:proofErr w:type="spellEnd"/>
+      <w:r>
+        <w:rPr>
+          <w:color w:val="000000"/>
+          <w:sz w:val="28"/>
+          <w:szCs w:val="28"/>
+        </w:rPr>
+        <w:t xml:space="preserve">, </w:t>
+      </w:r>
+      <w:proofErr w:type="spellStart"/>
+      <w:r>
+        <w:rPr>
+          <w:color w:val="000000"/>
+          <w:sz w:val="28"/>
+          <w:szCs w:val="28"/>
+        </w:rPr>
+        <w:t>user_id</w:t>
+      </w:r>
+      <w:proofErr w:type="spellEnd"/>
+      <w:r>
+        <w:rPr>
+          <w:color w:val="000000"/>
+          <w:sz w:val="28"/>
+          <w:szCs w:val="28"/>
+        </w:rPr>
+        <w:t xml:space="preserve"> (внешний ключ к User), </w:t>
+      </w:r>
+      <w:proofErr w:type="spellStart"/>
+      <w:r>
+        <w:rPr>
+          <w:color w:val="000000"/>
+          <w:sz w:val="28"/>
+          <w:szCs w:val="28"/>
+        </w:rPr>
+        <w:t>book_id</w:t>
+      </w:r>
+      <w:proofErr w:type="spellEnd"/>
+      <w:r>
+        <w:rPr>
+          <w:color w:val="000000"/>
+          <w:sz w:val="28"/>
+          <w:szCs w:val="28"/>
+        </w:rPr>
+        <w:t xml:space="preserve"> (внешний ключ к Book), дата и время открытия.</w:t>
+      </w:r>
+    </w:p>
+    <w:p>
+      <w:pPr>
+        <w:spacing w:line="360" w:lineRule="auto"/>
         <w:ind w:firstLine="709"/>
         <w:jc w:val="both"/>
         <w:rPr>
@@ -840,88 +1591,109 @@
           <w:sz w:val="28"/>
           <w:szCs w:val="28"/>
         </w:rPr>
-        <w:t xml:space="preserve">поиск и фильтрация книг; </w:t>
+        <w:lastRenderedPageBreak/>
+        <w:t>Связи между сущностями:</w:t>
       </w:r>
     </w:p>
     <w:p>
       <w:pPr>
         <w:numPr>
           <w:ilvl w:val="0"/>
-          <w:numId w:val="14"/>
+          <w:numId w:val="23"/>
         </w:numPr>
         <w:spacing w:line="360" w:lineRule="auto"/>
-        <w:ind w:firstLine="709"/>
-        <w:jc w:val="both"/>
-        <w:rPr>
-          <w:color w:val="000000"/>
-          <w:sz w:val="28"/>
-          <w:szCs w:val="28"/>
-        </w:rPr>
-      </w:pPr>
-      <w:r>
-        <w:rPr>
-          <w:color w:val="000000"/>
-          <w:sz w:val="28"/>
-          <w:szCs w:val="28"/>
-        </w:rPr>
-        <w:t xml:space="preserve">просмотр и чтение электронных материалов; </w:t>
+        <w:ind w:left="0" w:firstLine="709"/>
+        <w:jc w:val="both"/>
+        <w:rPr>
+          <w:color w:val="000000"/>
+          <w:sz w:val="28"/>
+          <w:szCs w:val="28"/>
+        </w:rPr>
+      </w:pPr>
+      <w:r>
+        <w:rPr>
+          <w:color w:val="000000"/>
+          <w:sz w:val="28"/>
+          <w:szCs w:val="28"/>
+        </w:rPr>
+        <w:t>Пользователь может иметь много записей в избранном (связь один-ко-многим).</w:t>
       </w:r>
     </w:p>
     <w:p>
       <w:pPr>
         <w:numPr>
           <w:ilvl w:val="0"/>
-          <w:numId w:val="14"/>
+          <w:numId w:val="23"/>
         </w:numPr>
         <w:spacing w:line="360" w:lineRule="auto"/>
-        <w:ind w:firstLine="709"/>
-        <w:jc w:val="both"/>
-        <w:rPr>
-          <w:color w:val="000000"/>
-          <w:sz w:val="28"/>
-          <w:szCs w:val="28"/>
-        </w:rPr>
-      </w:pPr>
-      <w:r>
-        <w:rPr>
-          <w:color w:val="000000"/>
-          <w:sz w:val="28"/>
-          <w:szCs w:val="28"/>
-        </w:rPr>
-        <w:t xml:space="preserve">скачивание литературы; </w:t>
+        <w:ind w:left="0" w:firstLine="709"/>
+        <w:jc w:val="both"/>
+        <w:rPr>
+          <w:color w:val="000000"/>
+          <w:sz w:val="28"/>
+          <w:szCs w:val="28"/>
+        </w:rPr>
+      </w:pPr>
+      <w:r>
+        <w:rPr>
+          <w:color w:val="000000"/>
+          <w:sz w:val="28"/>
+          <w:szCs w:val="28"/>
+        </w:rPr>
+        <w:t>Пользователь может иметь много записей в истории чтения (связь один-ко-многим).</w:t>
       </w:r>
     </w:p>
     <w:p>
       <w:pPr>
         <w:numPr>
           <w:ilvl w:val="0"/>
-          <w:numId w:val="14"/>
+          <w:numId w:val="23"/>
         </w:numPr>
         <w:spacing w:line="360" w:lineRule="auto"/>
-        <w:ind w:firstLine="709"/>
-        <w:jc w:val="both"/>
-        <w:rPr>
-          <w:color w:val="000000"/>
-          <w:sz w:val="28"/>
-          <w:szCs w:val="28"/>
-        </w:rPr>
-      </w:pPr>
-      <w:r>
-        <w:rPr>
-          <w:color w:val="000000"/>
-          <w:sz w:val="28"/>
-          <w:szCs w:val="28"/>
-        </w:rPr>
-        <w:t xml:space="preserve">управление избранными книгами; </w:t>
+        <w:ind w:left="0" w:firstLine="709"/>
+        <w:jc w:val="both"/>
+        <w:rPr>
+          <w:color w:val="000000"/>
+          <w:sz w:val="28"/>
+          <w:szCs w:val="28"/>
+        </w:rPr>
+      </w:pPr>
+      <w:r>
+        <w:rPr>
+          <w:color w:val="000000"/>
+          <w:sz w:val="28"/>
+          <w:szCs w:val="28"/>
+        </w:rPr>
+        <w:t>Книга может быть добавлена в избранное многими пользователями (связь один-ко-многим).</w:t>
       </w:r>
     </w:p>
     <w:p>
       <w:pPr>
         <w:numPr>
           <w:ilvl w:val="0"/>
-          <w:numId w:val="14"/>
+          <w:numId w:val="23"/>
         </w:numPr>
         <w:spacing w:line="360" w:lineRule="auto"/>
+        <w:ind w:left="0" w:firstLine="709"/>
+        <w:jc w:val="both"/>
+        <w:rPr>
+          <w:color w:val="000000"/>
+          <w:sz w:val="28"/>
+          <w:szCs w:val="28"/>
+        </w:rPr>
+      </w:pPr>
+      <w:r>
+        <w:rPr>
+          <w:color w:val="000000"/>
+          <w:sz w:val="28"/>
+          <w:szCs w:val="28"/>
+        </w:rPr>
+        <w:t>Книга может фигурировать в истории чтения многих пользователей (связь один-ко-многим).</w:t>
+      </w:r>
+    </w:p>
+    <w:p>
+      <w:pPr>
+        <w:spacing w:line="360" w:lineRule="auto"/>
         <w:ind w:firstLine="709"/>
         <w:jc w:val="both"/>
         <w:rPr>
@@ -932,545 +1704,497 @@
       </w:pPr>
       <w:r>
         <w:rPr>
-          <w:color w:val="000000"/>
-          <w:sz w:val="28"/>
-          <w:szCs w:val="28"/>
-        </w:rPr>
-        <w:t xml:space="preserve">ведение рецензий и оценок; </w:t>
+          <w:i/>
+          <w:iCs/>
+          <w:color w:val="000000"/>
+          <w:sz w:val="28"/>
+          <w:szCs w:val="28"/>
+        </w:rPr>
+        <w:t>Рисунок 3 – Диаграмма классов базы данных</w:t>
+      </w:r>
+    </w:p>
+    <w:p>
+      <w:pPr>
+        <w:spacing w:line="360" w:lineRule="auto"/>
+        <w:ind w:firstLine="709"/>
+        <w:jc w:val="both"/>
+        <w:rPr>
+          <w:sz w:val="28"/>
+          <w:szCs w:val="28"/>
+        </w:rPr>
+      </w:pPr>
+    </w:p>
+    <w:p>
+      <w:pPr>
+        <w:spacing w:line="360" w:lineRule="auto"/>
+        <w:ind w:firstLine="709"/>
+        <w:jc w:val="both"/>
+        <w:rPr>
+          <w:color w:val="000000"/>
+          <w:sz w:val="28"/>
+          <w:szCs w:val="28"/>
+        </w:rPr>
+      </w:pPr>
+    </w:p>
+    <w:p>
+      <w:pPr>
+        <w:spacing w:line="360" w:lineRule="auto"/>
+        <w:ind w:firstLine="709"/>
+        <w:jc w:val="both"/>
+        <w:rPr>
+          <w:b/>
+          <w:bCs/>
+          <w:color w:val="000000"/>
+          <w:sz w:val="28"/>
+          <w:szCs w:val="28"/>
+        </w:rPr>
+      </w:pPr>
+      <w:r>
+        <w:rPr>
+          <w:b/>
+          <w:bCs/>
+          <w:color w:val="000000"/>
+          <w:sz w:val="28"/>
+          <w:szCs w:val="28"/>
+        </w:rPr>
+        <w:t>3.3 Проектирование интерфейса</w:t>
+      </w:r>
+    </w:p>
+    <w:p>
+      <w:pPr>
+        <w:spacing w:line="360" w:lineRule="auto"/>
+        <w:ind w:firstLine="709"/>
+        <w:jc w:val="both"/>
+        <w:rPr>
+          <w:color w:val="000000"/>
+          <w:sz w:val="28"/>
+          <w:szCs w:val="28"/>
+        </w:rPr>
+      </w:pPr>
+      <w:r>
+        <w:rPr>
+          <w:color w:val="000000"/>
+          <w:sz w:val="28"/>
+          <w:szCs w:val="28"/>
+        </w:rPr>
+        <w:t>Проектирование интерфейса программного продукта представляет собой процесс создания удобного и понятного взаимодействия пользователя с системой. Основной задачей является обеспечение простоты использования приложения и быстрого доступа к необходимым функциям.</w:t>
+      </w:r>
+    </w:p>
+    <w:p>
+      <w:pPr>
+        <w:spacing w:line="360" w:lineRule="auto"/>
+        <w:ind w:firstLine="709"/>
+        <w:jc w:val="both"/>
+        <w:rPr>
+          <w:color w:val="000000"/>
+          <w:sz w:val="28"/>
+          <w:szCs w:val="28"/>
+        </w:rPr>
+      </w:pPr>
+      <w:r>
+        <w:rPr>
+          <w:color w:val="000000"/>
+          <w:sz w:val="28"/>
+          <w:szCs w:val="28"/>
+        </w:rPr>
+        <w:t xml:space="preserve">Интерфейс приложения «Электронная библиотека» разработан с использованием </w:t>
+      </w:r>
+      <w:proofErr w:type="spellStart"/>
+      <w:r>
+        <w:rPr>
+          <w:color w:val="000000"/>
+          <w:sz w:val="28"/>
+          <w:szCs w:val="28"/>
+        </w:rPr>
+        <w:t>Flutter</w:t>
+      </w:r>
+      <w:proofErr w:type="spellEnd"/>
+      <w:r>
+        <w:rPr>
+          <w:color w:val="000000"/>
+          <w:sz w:val="28"/>
+          <w:szCs w:val="28"/>
+        </w:rPr>
+        <w:t xml:space="preserve"> и включает следующие основные экраны:</w:t>
       </w:r>
     </w:p>
     <w:p>
       <w:pPr>
         <w:numPr>
           <w:ilvl w:val="0"/>
-          <w:numId w:val="14"/>
+          <w:numId w:val="24"/>
         </w:numPr>
         <w:spacing w:line="360" w:lineRule="auto"/>
-        <w:ind w:firstLine="709"/>
-        <w:jc w:val="both"/>
-        <w:rPr>
-          <w:color w:val="000000"/>
-          <w:sz w:val="28"/>
-          <w:szCs w:val="28"/>
-        </w:rPr>
-      </w:pPr>
-      <w:r>
-        <w:rPr>
-          <w:color w:val="000000"/>
-          <w:sz w:val="28"/>
-          <w:szCs w:val="28"/>
-        </w:rPr>
-        <w:t xml:space="preserve">расчет рейтинга активности пользователей; </w:t>
+        <w:ind w:left="0" w:firstLine="709"/>
+        <w:jc w:val="both"/>
+        <w:rPr>
+          <w:color w:val="000000"/>
+          <w:sz w:val="28"/>
+          <w:szCs w:val="28"/>
+        </w:rPr>
+      </w:pPr>
+      <w:r>
+        <w:rPr>
+          <w:b/>
+          <w:bCs/>
+          <w:color w:val="000000"/>
+          <w:sz w:val="28"/>
+          <w:szCs w:val="28"/>
+        </w:rPr>
+        <w:t>Экран авторизации</w:t>
+      </w:r>
+      <w:r>
+        <w:rPr>
+          <w:color w:val="000000"/>
+          <w:sz w:val="28"/>
+          <w:szCs w:val="28"/>
+        </w:rPr>
+        <w:t> – поля для ввода логина и пароля, кнопка входа, ссылка на регистрацию.</w:t>
       </w:r>
     </w:p>
     <w:p>
       <w:pPr>
         <w:numPr>
           <w:ilvl w:val="0"/>
-          <w:numId w:val="14"/>
+          <w:numId w:val="24"/>
         </w:numPr>
         <w:spacing w:line="360" w:lineRule="auto"/>
-        <w:ind w:firstLine="709"/>
-        <w:jc w:val="both"/>
-        <w:rPr>
-          <w:color w:val="000000"/>
-          <w:sz w:val="28"/>
-          <w:szCs w:val="28"/>
-        </w:rPr>
-      </w:pPr>
-      <w:r>
-        <w:rPr>
-          <w:color w:val="000000"/>
-          <w:sz w:val="28"/>
-          <w:szCs w:val="28"/>
-        </w:rPr>
-        <w:t xml:space="preserve">учет выдачи и возврата литературы; </w:t>
+        <w:ind w:left="0" w:firstLine="709"/>
+        <w:jc w:val="both"/>
+        <w:rPr>
+          <w:color w:val="000000"/>
+          <w:sz w:val="28"/>
+          <w:szCs w:val="28"/>
+        </w:rPr>
+      </w:pPr>
+      <w:r>
+        <w:rPr>
+          <w:b/>
+          <w:bCs/>
+          <w:color w:val="000000"/>
+          <w:sz w:val="28"/>
+          <w:szCs w:val="28"/>
+        </w:rPr>
+        <w:t>Экран регистрации</w:t>
+      </w:r>
+      <w:r>
+        <w:rPr>
+          <w:color w:val="000000"/>
+          <w:sz w:val="28"/>
+          <w:szCs w:val="28"/>
+        </w:rPr>
+        <w:t xml:space="preserve"> – поля для ввода фамилии, имени, отчества, телефона, </w:t>
+      </w:r>
+      <w:proofErr w:type="spellStart"/>
+      <w:r>
+        <w:rPr>
+          <w:color w:val="000000"/>
+          <w:sz w:val="28"/>
+          <w:szCs w:val="28"/>
+        </w:rPr>
+        <w:t>email</w:t>
+      </w:r>
+      <w:proofErr w:type="spellEnd"/>
+      <w:r>
+        <w:rPr>
+          <w:color w:val="000000"/>
+          <w:sz w:val="28"/>
+          <w:szCs w:val="28"/>
+        </w:rPr>
+        <w:t>, логина, пароля.</w:t>
       </w:r>
     </w:p>
     <w:p>
       <w:pPr>
         <w:numPr>
           <w:ilvl w:val="0"/>
-          <w:numId w:val="14"/>
+          <w:numId w:val="24"/>
         </w:numPr>
         <w:spacing w:line="360" w:lineRule="auto"/>
-        <w:ind w:firstLine="709"/>
-        <w:jc w:val="both"/>
-        <w:rPr>
-          <w:color w:val="000000"/>
-          <w:sz w:val="28"/>
-          <w:szCs w:val="28"/>
-        </w:rPr>
-      </w:pPr>
-      <w:r>
-        <w:rPr>
-          <w:color w:val="000000"/>
-          <w:sz w:val="28"/>
-          <w:szCs w:val="28"/>
-        </w:rPr>
-        <w:t xml:space="preserve">взаимодействие с библиотекарем через чат. </w:t>
-      </w:r>
-    </w:p>
-    <w:p>
-      <w:pPr>
-        <w:spacing w:line="360" w:lineRule="auto"/>
-        <w:ind w:firstLine="709"/>
-        <w:jc w:val="both"/>
-        <w:rPr>
-          <w:color w:val="000000"/>
-          <w:sz w:val="28"/>
-          <w:szCs w:val="28"/>
-        </w:rPr>
-      </w:pPr>
-      <w:r>
-        <w:rPr>
-          <w:color w:val="000000"/>
-          <w:sz w:val="28"/>
-          <w:szCs w:val="28"/>
-        </w:rPr>
-        <w:t>Для хранения информации будет использоваться база данных MySQL. Структура базы данных будет представлена в виде диаграммы классов.</w:t>
-      </w:r>
-    </w:p>
-    <w:p>
-      <w:pPr>
-        <w:spacing w:line="360" w:lineRule="auto"/>
-        <w:ind w:firstLine="709"/>
-        <w:jc w:val="both"/>
-        <w:rPr>
-          <w:color w:val="000000"/>
-          <w:sz w:val="28"/>
-          <w:szCs w:val="28"/>
-        </w:rPr>
-      </w:pPr>
-      <w:r>
-        <w:rPr>
-          <w:color w:val="000000"/>
-          <w:sz w:val="28"/>
-          <w:szCs w:val="28"/>
-        </w:rPr>
-        <w:t>На рисунке 3 представлена диаграмма классов базы данных приложения «Электронная библиотека». Она включает следующие основные сущности:</w:t>
+        <w:ind w:left="0" w:firstLine="709"/>
+        <w:jc w:val="both"/>
+        <w:rPr>
+          <w:color w:val="000000"/>
+          <w:sz w:val="28"/>
+          <w:szCs w:val="28"/>
+        </w:rPr>
+      </w:pPr>
+      <w:r>
+        <w:rPr>
+          <w:b/>
+          <w:bCs/>
+          <w:color w:val="000000"/>
+          <w:sz w:val="28"/>
+          <w:szCs w:val="28"/>
+        </w:rPr>
+        <w:t>Главный экран (каталог книг)</w:t>
+      </w:r>
+      <w:r>
+        <w:rPr>
+          <w:color w:val="000000"/>
+          <w:sz w:val="28"/>
+          <w:szCs w:val="28"/>
+        </w:rPr>
+        <w:t> – список доступных книг с обложками (или заглушками), строка поиска с возможностью фильтрации по названию, автору или жанру.</w:t>
       </w:r>
     </w:p>
     <w:p>
       <w:pPr>
         <w:numPr>
           <w:ilvl w:val="0"/>
-          <w:numId w:val="15"/>
+          <w:numId w:val="24"/>
         </w:numPr>
         <w:spacing w:line="360" w:lineRule="auto"/>
-        <w:ind w:firstLine="709"/>
-        <w:jc w:val="both"/>
-        <w:rPr>
-          <w:color w:val="000000"/>
-          <w:sz w:val="28"/>
-          <w:szCs w:val="28"/>
-        </w:rPr>
-      </w:pPr>
-      <w:r>
-        <w:rPr>
-          <w:color w:val="000000"/>
-          <w:sz w:val="28"/>
-          <w:szCs w:val="28"/>
-        </w:rPr>
-        <w:t xml:space="preserve">пользователь; </w:t>
+        <w:ind w:left="0" w:firstLine="709"/>
+        <w:jc w:val="both"/>
+        <w:rPr>
+          <w:color w:val="000000"/>
+          <w:sz w:val="28"/>
+          <w:szCs w:val="28"/>
+        </w:rPr>
+      </w:pPr>
+      <w:r>
+        <w:rPr>
+          <w:b/>
+          <w:bCs/>
+          <w:color w:val="000000"/>
+          <w:sz w:val="28"/>
+          <w:szCs w:val="28"/>
+        </w:rPr>
+        <w:t>Экран просмотра информации о книге</w:t>
+      </w:r>
+      <w:r>
+        <w:rPr>
+          <w:color w:val="000000"/>
+          <w:sz w:val="28"/>
+          <w:szCs w:val="28"/>
+        </w:rPr>
+        <w:t> – отображает название, автора, жанр, год издания, описание, кнопку «Читать» (открывает PDF), кнопку «В избранное» (или «Удалить из избранного»).</w:t>
       </w:r>
     </w:p>
     <w:p>
       <w:pPr>
         <w:numPr>
           <w:ilvl w:val="0"/>
-          <w:numId w:val="15"/>
+          <w:numId w:val="24"/>
         </w:numPr>
         <w:spacing w:line="360" w:lineRule="auto"/>
-        <w:ind w:firstLine="709"/>
-        <w:jc w:val="both"/>
-        <w:rPr>
-          <w:color w:val="000000"/>
-          <w:sz w:val="28"/>
-          <w:szCs w:val="28"/>
-        </w:rPr>
-      </w:pPr>
-      <w:r>
-        <w:rPr>
-          <w:color w:val="000000"/>
-          <w:sz w:val="28"/>
-          <w:szCs w:val="28"/>
-        </w:rPr>
-        <w:t xml:space="preserve">библиотекарь; </w:t>
+        <w:ind w:left="0" w:firstLine="709"/>
+        <w:jc w:val="both"/>
+        <w:rPr>
+          <w:color w:val="000000"/>
+          <w:sz w:val="28"/>
+          <w:szCs w:val="28"/>
+        </w:rPr>
+      </w:pPr>
+      <w:r>
+        <w:rPr>
+          <w:b/>
+          <w:bCs/>
+          <w:color w:val="000000"/>
+          <w:sz w:val="28"/>
+          <w:szCs w:val="28"/>
+        </w:rPr>
+        <w:lastRenderedPageBreak/>
+        <w:t>Экран чтения книги</w:t>
+      </w:r>
+      <w:r>
+        <w:rPr>
+          <w:color w:val="000000"/>
+          <w:sz w:val="28"/>
+          <w:szCs w:val="28"/>
+        </w:rPr>
+        <w:t> – встроенный PDF-</w:t>
+      </w:r>
+      <w:proofErr w:type="spellStart"/>
+      <w:r>
+        <w:rPr>
+          <w:color w:val="000000"/>
+          <w:sz w:val="28"/>
+          <w:szCs w:val="28"/>
+        </w:rPr>
+        <w:t>просмотрщик</w:t>
+      </w:r>
+      <w:proofErr w:type="spellEnd"/>
+      <w:r>
+        <w:rPr>
+          <w:color w:val="000000"/>
+          <w:sz w:val="28"/>
+          <w:szCs w:val="28"/>
+        </w:rPr>
+        <w:t xml:space="preserve"> с возможностью листания страниц, масштабирования.</w:t>
       </w:r>
     </w:p>
     <w:p>
       <w:pPr>
         <w:numPr>
           <w:ilvl w:val="0"/>
-          <w:numId w:val="15"/>
+          <w:numId w:val="24"/>
         </w:numPr>
         <w:spacing w:line="360" w:lineRule="auto"/>
-        <w:ind w:firstLine="709"/>
-        <w:jc w:val="both"/>
-        <w:rPr>
-          <w:color w:val="000000"/>
-          <w:sz w:val="28"/>
-          <w:szCs w:val="28"/>
-        </w:rPr>
-      </w:pPr>
-      <w:r>
-        <w:rPr>
-          <w:color w:val="000000"/>
-          <w:sz w:val="28"/>
-          <w:szCs w:val="28"/>
-        </w:rPr>
-        <w:t xml:space="preserve">книга; </w:t>
+        <w:ind w:left="0" w:firstLine="709"/>
+        <w:jc w:val="both"/>
+        <w:rPr>
+          <w:color w:val="000000"/>
+          <w:sz w:val="28"/>
+          <w:szCs w:val="28"/>
+        </w:rPr>
+      </w:pPr>
+      <w:r>
+        <w:rPr>
+          <w:b/>
+          <w:bCs/>
+          <w:color w:val="000000"/>
+          <w:sz w:val="28"/>
+          <w:szCs w:val="28"/>
+        </w:rPr>
+        <w:t>Раздел «Избранное»</w:t>
+      </w:r>
+      <w:r>
+        <w:rPr>
+          <w:color w:val="000000"/>
+          <w:sz w:val="28"/>
+          <w:szCs w:val="28"/>
+        </w:rPr>
+        <w:t> – список книг, добавленных пользователем в избранное, с возможностью перехода к чтению или удаления из избранного.</w:t>
       </w:r>
     </w:p>
     <w:p>
       <w:pPr>
         <w:numPr>
           <w:ilvl w:val="0"/>
-          <w:numId w:val="15"/>
+          <w:numId w:val="24"/>
         </w:numPr>
         <w:spacing w:line="360" w:lineRule="auto"/>
-        <w:ind w:firstLine="709"/>
-        <w:jc w:val="both"/>
-        <w:rPr>
-          <w:color w:val="000000"/>
-          <w:sz w:val="28"/>
-          <w:szCs w:val="28"/>
-        </w:rPr>
-      </w:pPr>
-      <w:r>
-        <w:rPr>
-          <w:color w:val="000000"/>
-          <w:sz w:val="28"/>
-          <w:szCs w:val="28"/>
-        </w:rPr>
-        <w:t xml:space="preserve">выдача книг; </w:t>
+        <w:ind w:left="0" w:firstLine="709"/>
+        <w:jc w:val="both"/>
+        <w:rPr>
+          <w:color w:val="000000"/>
+          <w:sz w:val="28"/>
+          <w:szCs w:val="28"/>
+        </w:rPr>
+      </w:pPr>
+      <w:r>
+        <w:rPr>
+          <w:b/>
+          <w:bCs/>
+          <w:color w:val="000000"/>
+          <w:sz w:val="28"/>
+          <w:szCs w:val="28"/>
+        </w:rPr>
+        <w:t>Раздел «История чтения»</w:t>
+      </w:r>
+      <w:r>
+        <w:rPr>
+          <w:color w:val="000000"/>
+          <w:sz w:val="28"/>
+          <w:szCs w:val="28"/>
+        </w:rPr>
+        <w:t> – список ранее открытых книг с датой и временем последнего открытия.</w:t>
       </w:r>
     </w:p>
     <w:p>
       <w:pPr>
         <w:numPr>
           <w:ilvl w:val="0"/>
-          <w:numId w:val="15"/>
+          <w:numId w:val="24"/>
         </w:numPr>
         <w:spacing w:line="360" w:lineRule="auto"/>
-        <w:ind w:firstLine="709"/>
-        <w:jc w:val="both"/>
-        <w:rPr>
-          <w:color w:val="000000"/>
-          <w:sz w:val="28"/>
-          <w:szCs w:val="28"/>
-        </w:rPr>
-      </w:pPr>
-      <w:r>
-        <w:rPr>
-          <w:color w:val="000000"/>
-          <w:sz w:val="28"/>
-          <w:szCs w:val="28"/>
-        </w:rPr>
-        <w:t xml:space="preserve">избранное; </w:t>
+        <w:ind w:left="0" w:firstLine="709"/>
+        <w:jc w:val="both"/>
+        <w:rPr>
+          <w:color w:val="000000"/>
+          <w:sz w:val="28"/>
+          <w:szCs w:val="28"/>
+        </w:rPr>
+      </w:pPr>
+      <w:r>
+        <w:rPr>
+          <w:b/>
+          <w:bCs/>
+          <w:color w:val="000000"/>
+          <w:sz w:val="28"/>
+          <w:szCs w:val="28"/>
+        </w:rPr>
+        <w:t>Раздел «Рейтинг читателей»</w:t>
+      </w:r>
+      <w:r>
+        <w:rPr>
+          <w:color w:val="000000"/>
+          <w:sz w:val="28"/>
+          <w:szCs w:val="28"/>
+        </w:rPr>
+        <w:t> – список всех пользователей, отсортированный по убыванию набранных баллов, с отображением места, ФИО и количества баллов.</w:t>
       </w:r>
     </w:p>
     <w:p>
       <w:pPr>
         <w:numPr>
           <w:ilvl w:val="0"/>
-          <w:numId w:val="15"/>
+          <w:numId w:val="24"/>
         </w:numPr>
         <w:spacing w:line="360" w:lineRule="auto"/>
-        <w:ind w:firstLine="709"/>
-        <w:jc w:val="both"/>
-        <w:rPr>
-          <w:color w:val="000000"/>
-          <w:sz w:val="28"/>
-          <w:szCs w:val="28"/>
-        </w:rPr>
-      </w:pPr>
-      <w:r>
-        <w:rPr>
-          <w:color w:val="000000"/>
-          <w:sz w:val="28"/>
-          <w:szCs w:val="28"/>
-        </w:rPr>
-        <w:t xml:space="preserve">рецензия; </w:t>
+        <w:ind w:left="0" w:firstLine="709"/>
+        <w:jc w:val="both"/>
+        <w:rPr>
+          <w:color w:val="000000"/>
+          <w:sz w:val="28"/>
+          <w:szCs w:val="28"/>
+        </w:rPr>
+      </w:pPr>
+      <w:r>
+        <w:rPr>
+          <w:b/>
+          <w:bCs/>
+          <w:color w:val="000000"/>
+          <w:sz w:val="28"/>
+          <w:szCs w:val="28"/>
+        </w:rPr>
+        <w:t>Личный профиль пользователя</w:t>
+      </w:r>
+      <w:r>
+        <w:rPr>
+          <w:color w:val="000000"/>
+          <w:sz w:val="28"/>
+          <w:szCs w:val="28"/>
+        </w:rPr>
+        <w:t xml:space="preserve"> – отображает фамилию, имя, отчество, телефон, </w:t>
+      </w:r>
+      <w:proofErr w:type="spellStart"/>
+      <w:r>
+        <w:rPr>
+          <w:color w:val="000000"/>
+          <w:sz w:val="28"/>
+          <w:szCs w:val="28"/>
+        </w:rPr>
+        <w:t>email</w:t>
+      </w:r>
+      <w:proofErr w:type="spellEnd"/>
+      <w:r>
+        <w:rPr>
+          <w:color w:val="000000"/>
+          <w:sz w:val="28"/>
+          <w:szCs w:val="28"/>
+        </w:rPr>
+        <w:t>, логин, текущий рейтинг пользователя, а также кнопки для перехода к истории чтения и рейтингу читателей.</w:t>
       </w:r>
     </w:p>
     <w:p>
       <w:pPr>
         <w:numPr>
           <w:ilvl w:val="0"/>
-          <w:numId w:val="15"/>
+          <w:numId w:val="24"/>
         </w:numPr>
         <w:spacing w:line="360" w:lineRule="auto"/>
-        <w:ind w:firstLine="709"/>
-        <w:jc w:val="both"/>
-        <w:rPr>
-          <w:color w:val="000000"/>
-          <w:sz w:val="28"/>
-          <w:szCs w:val="28"/>
-        </w:rPr>
-      </w:pPr>
-      <w:r>
-        <w:rPr>
-          <w:color w:val="000000"/>
-          <w:sz w:val="28"/>
-          <w:szCs w:val="28"/>
-        </w:rPr>
-        <w:t xml:space="preserve">рейтинг; </w:t>
-      </w:r>
-    </w:p>
-    <w:p>
-      <w:pPr>
-        <w:numPr>
-          <w:ilvl w:val="0"/>
-          <w:numId w:val="15"/>
-        </w:numPr>
-        <w:spacing w:line="360" w:lineRule="auto"/>
-        <w:ind w:firstLine="709"/>
-        <w:jc w:val="both"/>
-        <w:rPr>
-          <w:color w:val="000000"/>
-          <w:sz w:val="28"/>
-          <w:szCs w:val="28"/>
-        </w:rPr>
-      </w:pPr>
-      <w:r>
-        <w:rPr>
-          <w:color w:val="000000"/>
-          <w:sz w:val="28"/>
-          <w:szCs w:val="28"/>
-        </w:rPr>
-        <w:t xml:space="preserve">сообщения чата. </w:t>
-      </w:r>
-    </w:p>
-    <w:p>
-      <w:pPr>
-        <w:spacing w:line="360" w:lineRule="auto"/>
-        <w:ind w:firstLine="709"/>
-        <w:jc w:val="both"/>
-        <w:rPr>
-          <w:color w:val="000000"/>
-          <w:sz w:val="28"/>
-          <w:szCs w:val="28"/>
-        </w:rPr>
-      </w:pPr>
-      <w:r>
-        <w:rPr>
-          <w:color w:val="000000"/>
-          <w:sz w:val="28"/>
-          <w:szCs w:val="28"/>
-        </w:rPr>
-        <w:t>Связи между сущностями позволяют реализовать:</w:t>
-      </w:r>
-    </w:p>
-    <w:p>
-      <w:pPr>
-        <w:numPr>
-          <w:ilvl w:val="0"/>
-          <w:numId w:val="16"/>
-        </w:numPr>
-        <w:spacing w:line="360" w:lineRule="auto"/>
-        <w:ind w:firstLine="709"/>
-        <w:jc w:val="both"/>
-        <w:rPr>
-          <w:color w:val="000000"/>
-          <w:sz w:val="28"/>
-          <w:szCs w:val="28"/>
-        </w:rPr>
-      </w:pPr>
-      <w:r>
-        <w:rPr>
-          <w:color w:val="000000"/>
-          <w:sz w:val="28"/>
-          <w:szCs w:val="28"/>
-        </w:rPr>
-        <w:t xml:space="preserve">хранение информации о книгах и пользователях; </w:t>
-      </w:r>
-    </w:p>
-    <w:p>
-      <w:pPr>
-        <w:numPr>
-          <w:ilvl w:val="0"/>
-          <w:numId w:val="16"/>
-        </w:numPr>
-        <w:spacing w:line="360" w:lineRule="auto"/>
-        <w:ind w:firstLine="709"/>
-        <w:jc w:val="both"/>
-        <w:rPr>
-          <w:color w:val="000000"/>
-          <w:sz w:val="28"/>
-          <w:szCs w:val="28"/>
-        </w:rPr>
-      </w:pPr>
-      <w:r>
-        <w:rPr>
-          <w:color w:val="000000"/>
-          <w:sz w:val="28"/>
-          <w:szCs w:val="28"/>
-        </w:rPr>
-        <w:t xml:space="preserve">учет выдачи литературы; </w:t>
-      </w:r>
-    </w:p>
-    <w:p>
-      <w:pPr>
-        <w:numPr>
-          <w:ilvl w:val="0"/>
-          <w:numId w:val="16"/>
-        </w:numPr>
-        <w:spacing w:line="360" w:lineRule="auto"/>
-        <w:ind w:firstLine="709"/>
-        <w:jc w:val="both"/>
-        <w:rPr>
-          <w:color w:val="000000"/>
-          <w:sz w:val="28"/>
-          <w:szCs w:val="28"/>
-        </w:rPr>
-      </w:pPr>
-      <w:r>
-        <w:rPr>
-          <w:color w:val="000000"/>
-          <w:sz w:val="28"/>
-          <w:szCs w:val="28"/>
-        </w:rPr>
-        <w:t xml:space="preserve">работу с рецензиями; </w:t>
-      </w:r>
-    </w:p>
-    <w:p>
-      <w:pPr>
-        <w:numPr>
-          <w:ilvl w:val="0"/>
-          <w:numId w:val="16"/>
-        </w:numPr>
-        <w:spacing w:line="360" w:lineRule="auto"/>
-        <w:ind w:firstLine="709"/>
-        <w:jc w:val="both"/>
-        <w:rPr>
-          <w:color w:val="000000"/>
-          <w:sz w:val="28"/>
-          <w:szCs w:val="28"/>
-        </w:rPr>
-      </w:pPr>
-      <w:r>
-        <w:rPr>
-          <w:color w:val="000000"/>
-          <w:sz w:val="28"/>
-          <w:szCs w:val="28"/>
-        </w:rPr>
-        <w:t xml:space="preserve">формирование рейтинга активности; </w:t>
-      </w:r>
-    </w:p>
-    <w:p>
-      <w:pPr>
-        <w:numPr>
-          <w:ilvl w:val="0"/>
-          <w:numId w:val="16"/>
-        </w:numPr>
-        <w:spacing w:line="360" w:lineRule="auto"/>
-        <w:ind w:firstLine="709"/>
-        <w:jc w:val="both"/>
-        <w:rPr>
-          <w:color w:val="000000"/>
-          <w:sz w:val="28"/>
-          <w:szCs w:val="28"/>
-        </w:rPr>
-      </w:pPr>
-      <w:r>
-        <w:rPr>
-          <w:color w:val="000000"/>
-          <w:sz w:val="28"/>
-          <w:szCs w:val="28"/>
-        </w:rPr>
-        <w:t xml:space="preserve">взаимодействие пользователей через чат. </w:t>
-      </w:r>
-    </w:p>
-    <w:p>
-      <w:pPr>
-        <w:spacing w:line="360" w:lineRule="auto"/>
-        <w:ind w:left="1429"/>
-        <w:jc w:val="center"/>
-        <w:rPr>
-          <w:color w:val="000000"/>
-          <w:sz w:val="28"/>
-          <w:szCs w:val="28"/>
-        </w:rPr>
-      </w:pPr>
-      <w:r>
-        <w:rPr>
-          <w:color w:val="000000"/>
-          <w:sz w:val="28"/>
-          <w:szCs w:val="28"/>
-        </w:rPr>
-        <w:lastRenderedPageBreak/>
-        <w:drawing>
-          <wp:inline distT="0" distB="0" distL="0" distR="0" wp14:anchorId="24E7E3EE" wp14:editId="1893A3DB">
-            <wp:extent cx="2924175" cy="4133850"/>
-            <wp:effectExtent l="0" t="0" r="9525" b="0"/>
-            <wp:docPr id="7" name="Рисунок 7"/>
-            <wp:cNvGraphicFramePr>
-              <a:graphicFrameLocks xmlns:a="http://schemas.openxmlformats.org/drawingml/2006/main" noChangeAspect="1"/>
-            </wp:cNvGraphicFramePr>
-            <a:graphic xmlns:a="http://schemas.openxmlformats.org/drawingml/2006/main">
-              <a:graphicData uri="http://schemas.openxmlformats.org/drawingml/2006/picture">
-                <pic:pic xmlns:pic="http://schemas.openxmlformats.org/drawingml/2006/picture">
-                  <pic:nvPicPr>
-                    <pic:cNvPr id="1" name=""/>
-                    <pic:cNvPicPr/>
-                  </pic:nvPicPr>
-                  <pic:blipFill>
-                    <a:blip r:embed="rId6"/>
-                    <a:stretch>
-                      <a:fillRect/>
-                    </a:stretch>
-                  </pic:blipFill>
-                  <pic:spPr>
-                    <a:xfrm>
-                      <a:off x="0" y="0"/>
-                      <a:ext cx="2924585" cy="4134430"/>
-                    </a:xfrm>
-                    <a:prstGeom prst="rect">
-                      <a:avLst/>
-                    </a:prstGeom>
-                  </pic:spPr>
-                </pic:pic>
-              </a:graphicData>
-            </a:graphic>
-          </wp:inline>
-        </w:drawing>
-      </w:r>
-    </w:p>
-    <w:p>
-      <w:pPr>
-        <w:jc w:val="center"/>
-        <w:rPr>
-          <w:sz w:val="28"/>
-          <w:szCs w:val="28"/>
-        </w:rPr>
-      </w:pPr>
-      <w:r>
-        <w:rPr>
-          <w:sz w:val="28"/>
-          <w:szCs w:val="28"/>
-        </w:rPr>
-        <w:t>Рисунок 3 – Диаграмма классов</w:t>
-      </w:r>
-    </w:p>
-    <w:p>
-      <w:pPr>
-        <w:spacing w:line="360" w:lineRule="auto"/>
-        <w:ind w:firstLine="709"/>
-        <w:jc w:val="both"/>
-        <w:rPr>
-          <w:color w:val="000000"/>
-          <w:sz w:val="28"/>
-          <w:szCs w:val="28"/>
-        </w:rPr>
-      </w:pPr>
-    </w:p>
-    <w:p>
-      <w:pPr>
-        <w:spacing w:line="360" w:lineRule="auto"/>
-        <w:ind w:firstLine="709"/>
-        <w:jc w:val="both"/>
+        <w:ind w:left="0" w:firstLine="709"/>
+        <w:jc w:val="both"/>
+        <w:rPr>
+          <w:color w:val="000000"/>
+          <w:sz w:val="28"/>
+          <w:szCs w:val="28"/>
+        </w:rPr>
+      </w:pPr>
+      <w:r>
         <w:rPr>
           <w:b/>
           <w:bCs/>
@@ -1478,16 +2202,15 @@
           <w:sz w:val="28"/>
           <w:szCs w:val="28"/>
         </w:rPr>
-      </w:pPr>
-      <w:r>
-        <w:rPr>
-          <w:b/>
-          <w:bCs/>
-          <w:color w:val="000000"/>
-          <w:sz w:val="28"/>
-          <w:szCs w:val="28"/>
-        </w:rPr>
-        <w:t>3.3 Проектирование интерфейса</w:t>
+        <w:t>Административная панель</w:t>
+      </w:r>
+      <w:r>
+        <w:rPr>
+          <w:color w:val="000000"/>
+          <w:sz w:val="28"/>
+          <w:szCs w:val="28"/>
+        </w:rPr>
+        <w:t> – доступна только пользователям с ролью «администратор». Включает формы для добавления новой книги (все поля + загрузка PDF-файла), список существующих книг с кнопками «Редактировать» и «Удалить», форму редактирования информации о книге.</w:t>
       </w:r>
     </w:p>
     <w:p>
@@ -1507,7 +2230,7 @@
           <w:sz w:val="28"/>
           <w:szCs w:val="28"/>
         </w:rPr>
-        <w:t>Проектирование интерфейса программного продукта представляет собой процесс создания удобного и понятного взаимодействия пользователя с системой. Основной задачей является обеспечение простоты использования приложения и быстрого доступа к необходимым функциям.</w:t>
+        <w:t>Все экраны выполнены в едином стиле, обеспечивают интуитивно понятную навигацию через боковое меню или нижнюю панель вкладок.</w:t>
       </w:r>
     </w:p>
     <w:p>
@@ -1527,33 +2250,11 @@
           <w:sz w:val="28"/>
           <w:szCs w:val="28"/>
         </w:rPr>
-        <w:t xml:space="preserve">Интерфейс приложения «Электронная библиотека» будет разработан с использованием </w:t>
-      </w:r>
-      <w:proofErr w:type="spellStart"/>
-      <w:r>
-        <w:rPr>
-          <w:color w:val="000000"/>
-          <w:sz w:val="28"/>
-          <w:szCs w:val="28"/>
-        </w:rPr>
-        <w:t>Flutter</w:t>
-      </w:r>
-      <w:proofErr w:type="spellEnd"/>
-      <w:r>
-        <w:rPr>
-          <w:color w:val="000000"/>
-          <w:sz w:val="28"/>
-          <w:szCs w:val="28"/>
-        </w:rPr>
-        <w:t xml:space="preserve"> и включать следующие основные экраны:</w:t>
-      </w:r>
-    </w:p>
-    <w:p>
-      <w:pPr>
-        <w:numPr>
-          <w:ilvl w:val="0"/>
-          <w:numId w:val="17"/>
-        </w:numPr>
+        <w:t>На рисунках 4, 5, 6 представлены прототипы основных экранов приложения.</w:t>
+      </w:r>
+    </w:p>
+    <w:p>
+      <w:pPr>
         <w:spacing w:line="360" w:lineRule="auto"/>
         <w:ind w:firstLine="709"/>
         <w:jc w:val="both"/>
@@ -1565,763 +2266,47 @@
       </w:pPr>
       <w:r>
         <w:rPr>
-          <w:color w:val="000000"/>
-          <w:sz w:val="28"/>
-          <w:szCs w:val="28"/>
-        </w:rPr>
-        <w:t xml:space="preserve">экран авторизации и регистрации; </w:t>
-      </w:r>
-    </w:p>
-    <w:p>
-      <w:pPr>
-        <w:numPr>
-          <w:ilvl w:val="0"/>
-          <w:numId w:val="17"/>
-        </w:numPr>
+          <w:i/>
+          <w:iCs/>
+          <w:color w:val="000000"/>
+          <w:sz w:val="28"/>
+          <w:szCs w:val="28"/>
+        </w:rPr>
+        <w:t>Рисунок 4 – Главный экран (каталог книг)</w:t>
+      </w:r>
+      <w:r>
+        <w:rPr>
+          <w:color w:val="000000"/>
+          <w:sz w:val="28"/>
+          <w:szCs w:val="28"/>
+        </w:rPr>
+        <w:br/>
+      </w:r>
+      <w:r>
+        <w:rPr>
+          <w:i/>
+          <w:iCs/>
+          <w:color w:val="000000"/>
+          <w:sz w:val="28"/>
+          <w:szCs w:val="28"/>
+        </w:rPr>
+        <w:t>Рисунок 5 – Экран просмотра информации о книге</w:t>
+      </w:r>
+      <w:r>
+        <w:rPr>
+          <w:color w:val="000000"/>
+          <w:sz w:val="28"/>
+          <w:szCs w:val="28"/>
+        </w:rPr>
+        <w:br/>
+        <w:t>*Рисунок 6 – Экран чтения PDF-книги*</w:t>
+      </w:r>
+    </w:p>
+    <w:p>
+      <w:pPr>
         <w:spacing w:line="360" w:lineRule="auto"/>
         <w:ind w:firstLine="709"/>
         <w:jc w:val="both"/>
-        <w:rPr>
-          <w:color w:val="000000"/>
-          <w:sz w:val="28"/>
-          <w:szCs w:val="28"/>
-        </w:rPr>
-      </w:pPr>
-      <w:r>
-        <w:rPr>
-          <w:color w:val="000000"/>
-          <w:sz w:val="28"/>
-          <w:szCs w:val="28"/>
-        </w:rPr>
-        <w:t xml:space="preserve">главный экран каталога книг; </w:t>
-      </w:r>
-    </w:p>
-    <w:p>
-      <w:pPr>
-        <w:numPr>
-          <w:ilvl w:val="0"/>
-          <w:numId w:val="17"/>
-        </w:numPr>
-        <w:spacing w:line="360" w:lineRule="auto"/>
-        <w:ind w:firstLine="709"/>
-        <w:jc w:val="both"/>
-        <w:rPr>
-          <w:color w:val="000000"/>
-          <w:sz w:val="28"/>
-          <w:szCs w:val="28"/>
-        </w:rPr>
-      </w:pPr>
-      <w:r>
-        <w:rPr>
-          <w:color w:val="000000"/>
-          <w:sz w:val="28"/>
-          <w:szCs w:val="28"/>
-        </w:rPr>
-        <w:t xml:space="preserve">экран поиска литературы; </w:t>
-      </w:r>
-    </w:p>
-    <w:p>
-      <w:pPr>
-        <w:numPr>
-          <w:ilvl w:val="0"/>
-          <w:numId w:val="17"/>
-        </w:numPr>
-        <w:spacing w:line="360" w:lineRule="auto"/>
-        <w:ind w:firstLine="709"/>
-        <w:jc w:val="both"/>
-        <w:rPr>
-          <w:color w:val="000000"/>
-          <w:sz w:val="28"/>
-          <w:szCs w:val="28"/>
-        </w:rPr>
-      </w:pPr>
-      <w:r>
-        <w:rPr>
-          <w:color w:val="000000"/>
-          <w:sz w:val="28"/>
-          <w:szCs w:val="28"/>
-        </w:rPr>
-        <w:t xml:space="preserve">экран просмотра информации о книге; </w:t>
-      </w:r>
-    </w:p>
-    <w:p>
-      <w:pPr>
-        <w:numPr>
-          <w:ilvl w:val="0"/>
-          <w:numId w:val="17"/>
-        </w:numPr>
-        <w:spacing w:line="360" w:lineRule="auto"/>
-        <w:ind w:firstLine="709"/>
-        <w:jc w:val="both"/>
-        <w:rPr>
-          <w:color w:val="000000"/>
-          <w:sz w:val="28"/>
-          <w:szCs w:val="28"/>
-        </w:rPr>
-      </w:pPr>
-      <w:r>
-        <w:rPr>
-          <w:color w:val="000000"/>
-          <w:sz w:val="28"/>
-          <w:szCs w:val="28"/>
-        </w:rPr>
-        <w:t xml:space="preserve">экран чтения электронной книги; </w:t>
-      </w:r>
-    </w:p>
-    <w:p>
-      <w:pPr>
-        <w:numPr>
-          <w:ilvl w:val="0"/>
-          <w:numId w:val="17"/>
-        </w:numPr>
-        <w:spacing w:line="360" w:lineRule="auto"/>
-        <w:ind w:firstLine="709"/>
-        <w:jc w:val="both"/>
-        <w:rPr>
-          <w:color w:val="000000"/>
-          <w:sz w:val="28"/>
-          <w:szCs w:val="28"/>
-        </w:rPr>
-      </w:pPr>
-      <w:r>
-        <w:rPr>
-          <w:color w:val="000000"/>
-          <w:sz w:val="28"/>
-          <w:szCs w:val="28"/>
-        </w:rPr>
-        <w:t xml:space="preserve">раздел «Избранное»; </w:t>
-      </w:r>
-    </w:p>
-    <w:p>
-      <w:pPr>
-        <w:numPr>
-          <w:ilvl w:val="0"/>
-          <w:numId w:val="17"/>
-        </w:numPr>
-        <w:spacing w:line="360" w:lineRule="auto"/>
-        <w:ind w:firstLine="709"/>
-        <w:jc w:val="both"/>
-        <w:rPr>
-          <w:color w:val="000000"/>
-          <w:sz w:val="28"/>
-          <w:szCs w:val="28"/>
-        </w:rPr>
-      </w:pPr>
-      <w:r>
-        <w:rPr>
-          <w:color w:val="000000"/>
-          <w:sz w:val="28"/>
-          <w:szCs w:val="28"/>
-        </w:rPr>
-        <w:t xml:space="preserve">экран рейтинга пользователей; </w:t>
-      </w:r>
-    </w:p>
-    <w:p>
-      <w:pPr>
-        <w:numPr>
-          <w:ilvl w:val="0"/>
-          <w:numId w:val="17"/>
-        </w:numPr>
-        <w:spacing w:line="360" w:lineRule="auto"/>
-        <w:ind w:firstLine="709"/>
-        <w:jc w:val="both"/>
-        <w:rPr>
-          <w:color w:val="000000"/>
-          <w:sz w:val="28"/>
-          <w:szCs w:val="28"/>
-        </w:rPr>
-      </w:pPr>
-      <w:r>
-        <w:rPr>
-          <w:color w:val="000000"/>
-          <w:sz w:val="28"/>
-          <w:szCs w:val="28"/>
-        </w:rPr>
-        <w:t xml:space="preserve">чат с библиотекарем; </w:t>
-      </w:r>
-    </w:p>
-    <w:p>
-      <w:pPr>
-        <w:numPr>
-          <w:ilvl w:val="0"/>
-          <w:numId w:val="17"/>
-        </w:numPr>
-        <w:spacing w:line="360" w:lineRule="auto"/>
-        <w:ind w:firstLine="709"/>
-        <w:jc w:val="both"/>
-        <w:rPr>
-          <w:color w:val="000000"/>
-          <w:sz w:val="28"/>
-          <w:szCs w:val="28"/>
-        </w:rPr>
-      </w:pPr>
-      <w:r>
-        <w:rPr>
-          <w:color w:val="000000"/>
-          <w:sz w:val="28"/>
-          <w:szCs w:val="28"/>
-        </w:rPr>
-        <w:lastRenderedPageBreak/>
-        <w:t xml:space="preserve">административную панель. </w:t>
-      </w:r>
-    </w:p>
-    <w:p>
-      <w:pPr>
-        <w:spacing w:line="360" w:lineRule="auto"/>
-        <w:ind w:firstLine="709"/>
-        <w:jc w:val="both"/>
-        <w:rPr>
-          <w:color w:val="000000"/>
-          <w:sz w:val="28"/>
-          <w:szCs w:val="28"/>
-        </w:rPr>
-      </w:pPr>
-      <w:r>
-        <w:rPr>
-          <w:color w:val="000000"/>
-          <w:sz w:val="28"/>
-          <w:szCs w:val="28"/>
-        </w:rPr>
-        <w:t>Главный экран приложения будет содержать список доступных книг, строку поиска и систему фильтрации литературы по жанрам и авторам.</w:t>
-      </w:r>
-    </w:p>
-    <w:p>
-      <w:pPr>
-        <w:spacing w:line="360" w:lineRule="auto"/>
-        <w:ind w:firstLine="709"/>
-        <w:jc w:val="both"/>
-        <w:rPr>
-          <w:color w:val="000000"/>
-          <w:sz w:val="28"/>
-          <w:szCs w:val="28"/>
-        </w:rPr>
-      </w:pPr>
-      <w:r>
-        <w:rPr>
-          <w:color w:val="000000"/>
-          <w:sz w:val="28"/>
-          <w:szCs w:val="28"/>
-        </w:rPr>
-        <w:t>Экран просмотра книги будет отображать:</w:t>
-      </w:r>
-    </w:p>
-    <w:p>
-      <w:pPr>
-        <w:numPr>
-          <w:ilvl w:val="0"/>
-          <w:numId w:val="18"/>
-        </w:numPr>
-        <w:spacing w:line="360" w:lineRule="auto"/>
-        <w:ind w:firstLine="709"/>
-        <w:jc w:val="both"/>
-        <w:rPr>
-          <w:color w:val="000000"/>
-          <w:sz w:val="28"/>
-          <w:szCs w:val="28"/>
-        </w:rPr>
-      </w:pPr>
-      <w:r>
-        <w:rPr>
-          <w:color w:val="000000"/>
-          <w:sz w:val="28"/>
-          <w:szCs w:val="28"/>
-        </w:rPr>
-        <w:t xml:space="preserve">название книги; </w:t>
-      </w:r>
-    </w:p>
-    <w:p>
-      <w:pPr>
-        <w:numPr>
-          <w:ilvl w:val="0"/>
-          <w:numId w:val="18"/>
-        </w:numPr>
-        <w:spacing w:line="360" w:lineRule="auto"/>
-        <w:ind w:firstLine="709"/>
-        <w:jc w:val="both"/>
-        <w:rPr>
-          <w:color w:val="000000"/>
-          <w:sz w:val="28"/>
-          <w:szCs w:val="28"/>
-        </w:rPr>
-      </w:pPr>
-      <w:r>
-        <w:rPr>
-          <w:color w:val="000000"/>
-          <w:sz w:val="28"/>
-          <w:szCs w:val="28"/>
-        </w:rPr>
-        <w:t xml:space="preserve">автора; </w:t>
-      </w:r>
-    </w:p>
-    <w:p>
-      <w:pPr>
-        <w:numPr>
-          <w:ilvl w:val="0"/>
-          <w:numId w:val="18"/>
-        </w:numPr>
-        <w:spacing w:line="360" w:lineRule="auto"/>
-        <w:ind w:firstLine="709"/>
-        <w:jc w:val="both"/>
-        <w:rPr>
-          <w:color w:val="000000"/>
-          <w:sz w:val="28"/>
-          <w:szCs w:val="28"/>
-        </w:rPr>
-      </w:pPr>
-      <w:r>
-        <w:rPr>
-          <w:color w:val="000000"/>
-          <w:sz w:val="28"/>
-          <w:szCs w:val="28"/>
-        </w:rPr>
-        <w:t xml:space="preserve">описание; </w:t>
-      </w:r>
-    </w:p>
-    <w:p>
-      <w:pPr>
-        <w:numPr>
-          <w:ilvl w:val="0"/>
-          <w:numId w:val="18"/>
-        </w:numPr>
-        <w:spacing w:line="360" w:lineRule="auto"/>
-        <w:ind w:firstLine="709"/>
-        <w:jc w:val="both"/>
-        <w:rPr>
-          <w:color w:val="000000"/>
-          <w:sz w:val="28"/>
-          <w:szCs w:val="28"/>
-        </w:rPr>
-      </w:pPr>
-      <w:r>
-        <w:rPr>
-          <w:color w:val="000000"/>
-          <w:sz w:val="28"/>
-          <w:szCs w:val="28"/>
-        </w:rPr>
-        <w:t xml:space="preserve">рейтинг; </w:t>
-      </w:r>
-    </w:p>
-    <w:p>
-      <w:pPr>
-        <w:numPr>
-          <w:ilvl w:val="0"/>
-          <w:numId w:val="18"/>
-        </w:numPr>
-        <w:spacing w:line="360" w:lineRule="auto"/>
-        <w:ind w:firstLine="709"/>
-        <w:jc w:val="both"/>
-        <w:rPr>
-          <w:color w:val="000000"/>
-          <w:sz w:val="28"/>
-          <w:szCs w:val="28"/>
-        </w:rPr>
-      </w:pPr>
-      <w:r>
-        <w:rPr>
-          <w:color w:val="000000"/>
-          <w:sz w:val="28"/>
-          <w:szCs w:val="28"/>
-        </w:rPr>
-        <w:t xml:space="preserve">кнопку чтения; </w:t>
-      </w:r>
-    </w:p>
-    <w:p>
-      <w:pPr>
-        <w:numPr>
-          <w:ilvl w:val="0"/>
-          <w:numId w:val="18"/>
-        </w:numPr>
-        <w:spacing w:line="360" w:lineRule="auto"/>
-        <w:ind w:firstLine="709"/>
-        <w:jc w:val="both"/>
-        <w:rPr>
-          <w:color w:val="000000"/>
-          <w:sz w:val="28"/>
-          <w:szCs w:val="28"/>
-        </w:rPr>
-      </w:pPr>
-      <w:r>
-        <w:rPr>
-          <w:color w:val="000000"/>
-          <w:sz w:val="28"/>
-          <w:szCs w:val="28"/>
-        </w:rPr>
-        <w:t xml:space="preserve">кнопку скачивания; </w:t>
-      </w:r>
-    </w:p>
-    <w:p>
-      <w:pPr>
-        <w:numPr>
-          <w:ilvl w:val="0"/>
-          <w:numId w:val="18"/>
-        </w:numPr>
-        <w:spacing w:line="360" w:lineRule="auto"/>
-        <w:ind w:firstLine="709"/>
-        <w:jc w:val="both"/>
-        <w:rPr>
-          <w:color w:val="000000"/>
-          <w:sz w:val="28"/>
-          <w:szCs w:val="28"/>
-        </w:rPr>
-      </w:pPr>
-      <w:r>
-        <w:rPr>
-          <w:color w:val="000000"/>
-          <w:sz w:val="28"/>
-          <w:szCs w:val="28"/>
-        </w:rPr>
-        <w:t xml:space="preserve">кнопку добавления в избранное. </w:t>
-      </w:r>
-    </w:p>
-    <w:p>
-      <w:pPr>
-        <w:spacing w:line="360" w:lineRule="auto"/>
-        <w:ind w:firstLine="709"/>
-        <w:jc w:val="both"/>
-        <w:rPr>
-          <w:color w:val="000000"/>
-          <w:sz w:val="28"/>
-          <w:szCs w:val="28"/>
-        </w:rPr>
-      </w:pPr>
-      <w:r>
-        <w:rPr>
-          <w:color w:val="000000"/>
-          <w:sz w:val="28"/>
-          <w:szCs w:val="28"/>
-        </w:rPr>
-        <w:t>В разделе «Избранное» пользователь сможет просматривать сохраненные книги и быстро получать к ним доступ.</w:t>
-      </w:r>
-    </w:p>
-    <w:p>
-      <w:pPr>
-        <w:spacing w:line="360" w:lineRule="auto"/>
-        <w:ind w:firstLine="709"/>
-        <w:jc w:val="both"/>
-        <w:rPr>
-          <w:color w:val="000000"/>
-          <w:sz w:val="28"/>
-          <w:szCs w:val="28"/>
-        </w:rPr>
-      </w:pPr>
-      <w:r>
-        <w:rPr>
-          <w:color w:val="000000"/>
-          <w:sz w:val="28"/>
-          <w:szCs w:val="28"/>
-        </w:rPr>
-        <w:t>Чат с библиотекарем позволит пользователям получать консультации и помощь при использовании системы.</w:t>
-      </w:r>
-    </w:p>
-    <w:p>
-      <w:pPr>
-        <w:spacing w:line="360" w:lineRule="auto"/>
-        <w:ind w:firstLine="709"/>
-        <w:jc w:val="both"/>
-        <w:rPr>
-          <w:color w:val="000000"/>
-          <w:sz w:val="28"/>
-          <w:szCs w:val="28"/>
-        </w:rPr>
-      </w:pPr>
-      <w:r>
-        <w:rPr>
-          <w:color w:val="000000"/>
-          <w:sz w:val="28"/>
-          <w:szCs w:val="28"/>
-        </w:rPr>
-        <w:t>На рисунках 4, 5, 6 представлены прототипы основных экранов приложения.</w:t>
-      </w:r>
-    </w:p>
-    <w:p>
-      <w:pPr>
-        <w:spacing w:line="360" w:lineRule="auto"/>
-        <w:ind w:firstLine="709"/>
-        <w:jc w:val="center"/>
-        <w:rPr>
-          <w:color w:val="000000"/>
-          <w:sz w:val="28"/>
-          <w:szCs w:val="28"/>
-        </w:rPr>
-      </w:pPr>
-      <w:r>
-        <w:rPr>
-          <w:color w:val="000000"/>
-          <w:sz w:val="28"/>
-          <w:szCs w:val="28"/>
-        </w:rPr>
-        <w:drawing>
-          <wp:inline distT="0" distB="0" distL="0" distR="0" wp14:anchorId="1A81CBCC" wp14:editId="007416B9">
-            <wp:extent cx="1362265" cy="2743583"/>
-            <wp:effectExtent l="0" t="0" r="9525" b="0"/>
-            <wp:docPr id="2" name="Рисунок 2"/>
-            <wp:cNvGraphicFramePr>
-              <a:graphicFrameLocks xmlns:a="http://schemas.openxmlformats.org/drawingml/2006/main" noChangeAspect="1"/>
-            </wp:cNvGraphicFramePr>
-            <a:graphic xmlns:a="http://schemas.openxmlformats.org/drawingml/2006/main">
-              <a:graphicData uri="http://schemas.openxmlformats.org/drawingml/2006/picture">
-                <pic:pic xmlns:pic="http://schemas.openxmlformats.org/drawingml/2006/picture">
-                  <pic:nvPicPr>
-                    <pic:cNvPr id="1" name=""/>
-                    <pic:cNvPicPr/>
-                  </pic:nvPicPr>
-                  <pic:blipFill>
-                    <a:blip r:embed="rId7"/>
-                    <a:stretch>
-                      <a:fillRect/>
-                    </a:stretch>
-                  </pic:blipFill>
-                  <pic:spPr>
-                    <a:xfrm>
-                      <a:off x="0" y="0"/>
-                      <a:ext cx="1362265" cy="2743583"/>
-                    </a:xfrm>
-                    <a:prstGeom prst="rect">
-                      <a:avLst/>
-                    </a:prstGeom>
-                  </pic:spPr>
-                </pic:pic>
-              </a:graphicData>
-            </a:graphic>
-          </wp:inline>
-        </w:drawing>
-      </w:r>
-    </w:p>
-    <w:p>
-      <w:pPr>
-        <w:spacing w:line="360" w:lineRule="auto"/>
-        <w:ind w:firstLine="709"/>
-        <w:jc w:val="center"/>
-        <w:rPr>
-          <w:sz w:val="28"/>
-          <w:szCs w:val="28"/>
-        </w:rPr>
-      </w:pPr>
-      <w:r>
-        <w:rPr>
-          <w:sz w:val="28"/>
-          <w:szCs w:val="28"/>
-        </w:rPr>
-        <w:t xml:space="preserve">Рисунок </w:t>
-      </w:r>
-      <w:r>
-        <w:rPr>
-          <w:sz w:val="28"/>
-          <w:szCs w:val="28"/>
-        </w:rPr>
-        <w:t>4</w:t>
-      </w:r>
-      <w:r>
-        <w:t xml:space="preserve"> </w:t>
-      </w:r>
-      <w:r>
-        <w:t xml:space="preserve">– </w:t>
-      </w:r>
-      <w:r>
-        <w:rPr>
-          <w:sz w:val="28"/>
-          <w:szCs w:val="28"/>
-        </w:rPr>
-        <w:t>Главный экран каталога</w:t>
-      </w:r>
-    </w:p>
-    <w:p>
-      <w:pPr>
-        <w:spacing w:line="360" w:lineRule="auto"/>
-        <w:ind w:firstLine="709"/>
-        <w:jc w:val="center"/>
-        <w:rPr>
-          <w:color w:val="000000"/>
-          <w:sz w:val="28"/>
-          <w:szCs w:val="28"/>
-        </w:rPr>
-      </w:pPr>
-      <w:r>
-        <w:rPr>
-          <w:color w:val="000000"/>
-          <w:sz w:val="28"/>
-          <w:szCs w:val="28"/>
-        </w:rPr>
-        <w:lastRenderedPageBreak/>
-        <w:drawing>
-          <wp:inline distT="0" distB="0" distL="0" distR="0" wp14:anchorId="19D8E3D9" wp14:editId="30A9BC32">
-            <wp:extent cx="1400370" cy="2486372"/>
-            <wp:effectExtent l="0" t="0" r="9525" b="9525"/>
-            <wp:docPr id="4" name="Рисунок 4"/>
-            <wp:cNvGraphicFramePr>
-              <a:graphicFrameLocks xmlns:a="http://schemas.openxmlformats.org/drawingml/2006/main" noChangeAspect="1"/>
-            </wp:cNvGraphicFramePr>
-            <a:graphic xmlns:a="http://schemas.openxmlformats.org/drawingml/2006/main">
-              <a:graphicData uri="http://schemas.openxmlformats.org/drawingml/2006/picture">
-                <pic:pic xmlns:pic="http://schemas.openxmlformats.org/drawingml/2006/picture">
-                  <pic:nvPicPr>
-                    <pic:cNvPr id="1" name=""/>
-                    <pic:cNvPicPr/>
-                  </pic:nvPicPr>
-                  <pic:blipFill>
-                    <a:blip r:embed="rId8"/>
-                    <a:stretch>
-                      <a:fillRect/>
-                    </a:stretch>
-                  </pic:blipFill>
-                  <pic:spPr>
-                    <a:xfrm>
-                      <a:off x="0" y="0"/>
-                      <a:ext cx="1400370" cy="2486372"/>
-                    </a:xfrm>
-                    <a:prstGeom prst="rect">
-                      <a:avLst/>
-                    </a:prstGeom>
-                  </pic:spPr>
-                </pic:pic>
-              </a:graphicData>
-            </a:graphic>
-          </wp:inline>
-        </w:drawing>
-      </w:r>
-    </w:p>
-    <w:p>
-      <w:pPr>
-        <w:spacing w:line="360" w:lineRule="auto"/>
-        <w:ind w:firstLine="709"/>
-        <w:jc w:val="center"/>
-        <w:rPr>
-          <w:sz w:val="28"/>
-          <w:szCs w:val="28"/>
-        </w:rPr>
-      </w:pPr>
-      <w:r>
-        <w:rPr>
-          <w:sz w:val="28"/>
-          <w:szCs w:val="28"/>
-        </w:rPr>
-        <w:t xml:space="preserve">Рисунок </w:t>
-      </w:r>
-      <w:r>
-        <w:rPr>
-          <w:sz w:val="28"/>
-          <w:szCs w:val="28"/>
-        </w:rPr>
-        <w:t>5</w:t>
-      </w:r>
-      <w:r>
-        <w:t xml:space="preserve"> </w:t>
-      </w:r>
-      <w:r>
-        <w:t xml:space="preserve">– </w:t>
-      </w:r>
-      <w:r>
-        <w:rPr>
-          <w:sz w:val="28"/>
-          <w:szCs w:val="28"/>
-        </w:rPr>
-        <w:t>Экран просмотра книги</w:t>
-      </w:r>
-    </w:p>
-    <w:p>
-      <w:pPr>
-        <w:spacing w:line="360" w:lineRule="auto"/>
-        <w:ind w:firstLine="709"/>
-        <w:jc w:val="center"/>
-        <w:rPr>
-          <w:color w:val="000000"/>
-          <w:sz w:val="28"/>
-          <w:szCs w:val="28"/>
-        </w:rPr>
-      </w:pPr>
-      <w:r>
-        <w:rPr>
-          <w:color w:val="000000"/>
-          <w:sz w:val="28"/>
-          <w:szCs w:val="28"/>
-        </w:rPr>
-        <w:drawing>
-          <wp:inline distT="0" distB="0" distL="0" distR="0" wp14:anchorId="788DD625" wp14:editId="745D3B1B">
-            <wp:extent cx="1419423" cy="2600688"/>
-            <wp:effectExtent l="0" t="0" r="9525" b="9525"/>
-            <wp:docPr id="6" name="Рисунок 6"/>
-            <wp:cNvGraphicFramePr>
-              <a:graphicFrameLocks xmlns:a="http://schemas.openxmlformats.org/drawingml/2006/main" noChangeAspect="1"/>
-            </wp:cNvGraphicFramePr>
-            <a:graphic xmlns:a="http://schemas.openxmlformats.org/drawingml/2006/main">
-              <a:graphicData uri="http://schemas.openxmlformats.org/drawingml/2006/picture">
-                <pic:pic xmlns:pic="http://schemas.openxmlformats.org/drawingml/2006/picture">
-                  <pic:nvPicPr>
-                    <pic:cNvPr id="1" name=""/>
-                    <pic:cNvPicPr/>
-                  </pic:nvPicPr>
-                  <pic:blipFill>
-                    <a:blip r:embed="rId9"/>
-                    <a:stretch>
-                      <a:fillRect/>
-                    </a:stretch>
-                  </pic:blipFill>
-                  <pic:spPr>
-                    <a:xfrm>
-                      <a:off x="0" y="0"/>
-                      <a:ext cx="1419423" cy="2600688"/>
-                    </a:xfrm>
-                    <a:prstGeom prst="rect">
-                      <a:avLst/>
-                    </a:prstGeom>
-                  </pic:spPr>
-                </pic:pic>
-              </a:graphicData>
-            </a:graphic>
-          </wp:inline>
-        </w:drawing>
-      </w:r>
-    </w:p>
-    <w:p>
-      <w:pPr>
-        <w:spacing w:line="360" w:lineRule="auto"/>
-        <w:ind w:firstLine="709"/>
-        <w:jc w:val="center"/>
-        <w:rPr>
-          <w:sz w:val="28"/>
-          <w:szCs w:val="28"/>
-        </w:rPr>
-      </w:pPr>
-      <w:r>
-        <w:rPr>
-          <w:sz w:val="28"/>
-          <w:szCs w:val="28"/>
-        </w:rPr>
-        <w:t xml:space="preserve">Рисунок </w:t>
-      </w:r>
-      <w:r>
-        <w:rPr>
-          <w:sz w:val="28"/>
-          <w:szCs w:val="28"/>
-        </w:rPr>
-        <w:t>6</w:t>
-      </w:r>
-      <w:r>
-        <w:t xml:space="preserve"> </w:t>
-      </w:r>
-      <w:r>
-        <w:t>–</w:t>
-      </w:r>
-      <w:r>
-        <w:t xml:space="preserve"> Чат с библиотекарем</w:t>
-      </w:r>
-    </w:p>
-    <w:p>
-      <w:pPr>
-        <w:spacing w:line="360" w:lineRule="auto"/>
-        <w:ind w:firstLine="709"/>
-        <w:jc w:val="center"/>
-        <w:rPr>
-          <w:sz w:val="28"/>
-          <w:szCs w:val="28"/>
-        </w:rPr>
-      </w:pPr>
-    </w:p>
-    <w:p>
-      <w:pPr>
-        <w:spacing w:line="360" w:lineRule="auto"/>
-        <w:ind w:firstLine="709"/>
-        <w:jc w:val="center"/>
         <w:rPr>
           <w:sz w:val="28"/>
           <w:szCs w:val="28"/>
@@ -2752,6 +2737,155 @@
     </w:lvl>
   </w:abstractNum>
   <w:abstractNum w:abstractNumId="3" w15:restartNumberingAfterBreak="0">
+    <w:nsid w:val="1C4E0FAD"/>
+    <w:multiLevelType w:val="multilevel"/>
+    <w:tmpl w:val="3F0AD072"/>
+    <w:lvl w:ilvl="0">
+      <w:start w:val="1"/>
+      <w:numFmt w:val="bullet"/>
+      <w:lvlText w:val=""/>
+      <w:lvlJc w:val="left"/>
+      <w:pPr>
+        <w:tabs>
+          <w:tab w:val="num" w:pos="720"/>
+        </w:tabs>
+        <w:ind w:left="720" w:hanging="360"/>
+      </w:pPr>
+      <w:rPr>
+        <w:rFonts w:ascii="Symbol" w:hAnsi="Symbol" w:hint="default"/>
+        <w:sz w:val="20"/>
+      </w:rPr>
+    </w:lvl>
+    <w:lvl w:ilvl="1" w:tentative="1">
+      <w:start w:val="1"/>
+      <w:numFmt w:val="bullet"/>
+      <w:lvlText w:val="o"/>
+      <w:lvlJc w:val="left"/>
+      <w:pPr>
+        <w:tabs>
+          <w:tab w:val="num" w:pos="1440"/>
+        </w:tabs>
+        <w:ind w:left="1440" w:hanging="360"/>
+      </w:pPr>
+      <w:rPr>
+        <w:rFonts w:ascii="Courier New" w:hAnsi="Courier New" w:hint="default"/>
+        <w:sz w:val="20"/>
+      </w:rPr>
+    </w:lvl>
+    <w:lvl w:ilvl="2" w:tentative="1">
+      <w:start w:val="1"/>
+      <w:numFmt w:val="bullet"/>
+      <w:lvlText w:val=""/>
+      <w:lvlJc w:val="left"/>
+      <w:pPr>
+        <w:tabs>
+          <w:tab w:val="num" w:pos="2160"/>
+        </w:tabs>
+        <w:ind w:left="2160" w:hanging="360"/>
+      </w:pPr>
+      <w:rPr>
+        <w:rFonts w:ascii="Wingdings" w:hAnsi="Wingdings" w:hint="default"/>
+        <w:sz w:val="20"/>
+      </w:rPr>
+    </w:lvl>
+    <w:lvl w:ilvl="3" w:tentative="1">
+      <w:start w:val="1"/>
+      <w:numFmt w:val="bullet"/>
+      <w:lvlText w:val=""/>
+      <w:lvlJc w:val="left"/>
+      <w:pPr>
+        <w:tabs>
+          <w:tab w:val="num" w:pos="2880"/>
+        </w:tabs>
+        <w:ind w:left="2880" w:hanging="360"/>
+      </w:pPr>
+      <w:rPr>
+        <w:rFonts w:ascii="Wingdings" w:hAnsi="Wingdings" w:hint="default"/>
+        <w:sz w:val="20"/>
+      </w:rPr>
+    </w:lvl>
+    <w:lvl w:ilvl="4" w:tentative="1">
+      <w:start w:val="1"/>
+      <w:numFmt w:val="bullet"/>
+      <w:lvlText w:val=""/>
+      <w:lvlJc w:val="left"/>
+      <w:pPr>
+        <w:tabs>
+          <w:tab w:val="num" w:pos="3600"/>
+        </w:tabs>
+        <w:ind w:left="3600" w:hanging="360"/>
+      </w:pPr>
+      <w:rPr>
+        <w:rFonts w:ascii="Wingdings" w:hAnsi="Wingdings" w:hint="default"/>
+        <w:sz w:val="20"/>
+      </w:rPr>
+    </w:lvl>
+    <w:lvl w:ilvl="5" w:tentative="1">
+      <w:start w:val="1"/>
+      <w:numFmt w:val="bullet"/>
+      <w:lvlText w:val=""/>
+      <w:lvlJc w:val="left"/>
+      <w:pPr>
+        <w:tabs>
+          <w:tab w:val="num" w:pos="4320"/>
+        </w:tabs>
+        <w:ind w:left="4320" w:hanging="360"/>
+      </w:pPr>
+      <w:rPr>
+        <w:rFonts w:ascii="Wingdings" w:hAnsi="Wingdings" w:hint="default"/>
+        <w:sz w:val="20"/>
+      </w:rPr>
+    </w:lvl>
+    <w:lvl w:ilvl="6" w:tentative="1">
+      <w:start w:val="1"/>
+      <w:numFmt w:val="bullet"/>
+      <w:lvlText w:val=""/>
+      <w:lvlJc w:val="left"/>
+      <w:pPr>
+        <w:tabs>
+          <w:tab w:val="num" w:pos="5040"/>
+        </w:tabs>
+        <w:ind w:left="5040" w:hanging="360"/>
+      </w:pPr>
+      <w:rPr>
+        <w:rFonts w:ascii="Wingdings" w:hAnsi="Wingdings" w:hint="default"/>
+        <w:sz w:val="20"/>
+      </w:rPr>
+    </w:lvl>
+    <w:lvl w:ilvl="7" w:tentative="1">
+      <w:start w:val="1"/>
+      <w:numFmt w:val="bullet"/>
+      <w:lvlText w:val=""/>
+      <w:lvlJc w:val="left"/>
+      <w:pPr>
+        <w:tabs>
+          <w:tab w:val="num" w:pos="5760"/>
+        </w:tabs>
+        <w:ind w:left="5760" w:hanging="360"/>
+      </w:pPr>
+      <w:rPr>
+        <w:rFonts w:ascii="Wingdings" w:hAnsi="Wingdings" w:hint="default"/>
+        <w:sz w:val="20"/>
+      </w:rPr>
+    </w:lvl>
+    <w:lvl w:ilvl="8" w:tentative="1">
+      <w:start w:val="1"/>
+      <w:numFmt w:val="bullet"/>
+      <w:lvlText w:val=""/>
+      <w:lvlJc w:val="left"/>
+      <w:pPr>
+        <w:tabs>
+          <w:tab w:val="num" w:pos="6480"/>
+        </w:tabs>
+        <w:ind w:left="6480" w:hanging="360"/>
+      </w:pPr>
+      <w:rPr>
+        <w:rFonts w:ascii="Wingdings" w:hAnsi="Wingdings" w:hint="default"/>
+        <w:sz w:val="20"/>
+      </w:rPr>
+    </w:lvl>
+  </w:abstractNum>
+  <w:abstractNum w:abstractNumId="4" w15:restartNumberingAfterBreak="0">
     <w:nsid w:val="218D5595"/>
     <w:multiLevelType w:val="multilevel"/>
     <w:tmpl w:val="FC04CF9C"/>
@@ -2900,7 +3034,7 @@
       </w:rPr>
     </w:lvl>
   </w:abstractNum>
-  <w:abstractNum w:abstractNumId="4" w15:restartNumberingAfterBreak="0">
+  <w:abstractNum w:abstractNumId="5" w15:restartNumberingAfterBreak="0">
     <w:nsid w:val="220A19CC"/>
     <w:multiLevelType w:val="multilevel"/>
     <w:tmpl w:val="91E698B8"/>
@@ -3021,7 +3155,7 @@
       </w:rPr>
     </w:lvl>
   </w:abstractNum>
-  <w:abstractNum w:abstractNumId="5" w15:restartNumberingAfterBreak="0">
+  <w:abstractNum w:abstractNumId="6" w15:restartNumberingAfterBreak="0">
     <w:nsid w:val="23BF1B52"/>
     <w:multiLevelType w:val="hybridMultilevel"/>
     <w:tmpl w:val="7C485B16"/>
@@ -3134,7 +3268,7 @@
       </w:rPr>
     </w:lvl>
   </w:abstractNum>
-  <w:abstractNum w:abstractNumId="6" w15:restartNumberingAfterBreak="0">
+  <w:abstractNum w:abstractNumId="7" w15:restartNumberingAfterBreak="0">
     <w:nsid w:val="26763D88"/>
     <w:multiLevelType w:val="multilevel"/>
     <w:tmpl w:val="78D4E732"/>
@@ -3283,7 +3417,156 @@
       </w:rPr>
     </w:lvl>
   </w:abstractNum>
-  <w:abstractNum w:abstractNumId="7" w15:restartNumberingAfterBreak="0">
+  <w:abstractNum w:abstractNumId="8" w15:restartNumberingAfterBreak="0">
+    <w:nsid w:val="268449EF"/>
+    <w:multiLevelType w:val="multilevel"/>
+    <w:tmpl w:val="378ECF68"/>
+    <w:lvl w:ilvl="0">
+      <w:start w:val="1"/>
+      <w:numFmt w:val="bullet"/>
+      <w:lvlText w:val=""/>
+      <w:lvlJc w:val="left"/>
+      <w:pPr>
+        <w:tabs>
+          <w:tab w:val="num" w:pos="720"/>
+        </w:tabs>
+        <w:ind w:left="720" w:hanging="360"/>
+      </w:pPr>
+      <w:rPr>
+        <w:rFonts w:ascii="Symbol" w:hAnsi="Symbol" w:hint="default"/>
+        <w:sz w:val="20"/>
+      </w:rPr>
+    </w:lvl>
+    <w:lvl w:ilvl="1" w:tentative="1">
+      <w:start w:val="1"/>
+      <w:numFmt w:val="bullet"/>
+      <w:lvlText w:val="o"/>
+      <w:lvlJc w:val="left"/>
+      <w:pPr>
+        <w:tabs>
+          <w:tab w:val="num" w:pos="1440"/>
+        </w:tabs>
+        <w:ind w:left="1440" w:hanging="360"/>
+      </w:pPr>
+      <w:rPr>
+        <w:rFonts w:ascii="Courier New" w:hAnsi="Courier New" w:hint="default"/>
+        <w:sz w:val="20"/>
+      </w:rPr>
+    </w:lvl>
+    <w:lvl w:ilvl="2" w:tentative="1">
+      <w:start w:val="1"/>
+      <w:numFmt w:val="bullet"/>
+      <w:lvlText w:val=""/>
+      <w:lvlJc w:val="left"/>
+      <w:pPr>
+        <w:tabs>
+          <w:tab w:val="num" w:pos="2160"/>
+        </w:tabs>
+        <w:ind w:left="2160" w:hanging="360"/>
+      </w:pPr>
+      <w:rPr>
+        <w:rFonts w:ascii="Wingdings" w:hAnsi="Wingdings" w:hint="default"/>
+        <w:sz w:val="20"/>
+      </w:rPr>
+    </w:lvl>
+    <w:lvl w:ilvl="3" w:tentative="1">
+      <w:start w:val="1"/>
+      <w:numFmt w:val="bullet"/>
+      <w:lvlText w:val=""/>
+      <w:lvlJc w:val="left"/>
+      <w:pPr>
+        <w:tabs>
+          <w:tab w:val="num" w:pos="2880"/>
+        </w:tabs>
+        <w:ind w:left="2880" w:hanging="360"/>
+      </w:pPr>
+      <w:rPr>
+        <w:rFonts w:ascii="Wingdings" w:hAnsi="Wingdings" w:hint="default"/>
+        <w:sz w:val="20"/>
+      </w:rPr>
+    </w:lvl>
+    <w:lvl w:ilvl="4" w:tentative="1">
+      <w:start w:val="1"/>
+      <w:numFmt w:val="bullet"/>
+      <w:lvlText w:val=""/>
+      <w:lvlJc w:val="left"/>
+      <w:pPr>
+        <w:tabs>
+          <w:tab w:val="num" w:pos="3600"/>
+        </w:tabs>
+        <w:ind w:left="3600" w:hanging="360"/>
+      </w:pPr>
+      <w:rPr>
+        <w:rFonts w:ascii="Wingdings" w:hAnsi="Wingdings" w:hint="default"/>
+        <w:sz w:val="20"/>
+      </w:rPr>
+    </w:lvl>
+    <w:lvl w:ilvl="5" w:tentative="1">
+      <w:start w:val="1"/>
+      <w:numFmt w:val="bullet"/>
+      <w:lvlText w:val=""/>
+      <w:lvlJc w:val="left"/>
+      <w:pPr>
+        <w:tabs>
+          <w:tab w:val="num" w:pos="4320"/>
+        </w:tabs>
+        <w:ind w:left="4320" w:hanging="360"/>
+      </w:pPr>
+      <w:rPr>
+        <w:rFonts w:ascii="Wingdings" w:hAnsi="Wingdings" w:hint="default"/>
+        <w:sz w:val="20"/>
+      </w:rPr>
+    </w:lvl>
+    <w:lvl w:ilvl="6" w:tentative="1">
+      <w:start w:val="1"/>
+      <w:numFmt w:val="bullet"/>
+      <w:lvlText w:val=""/>
+      <w:lvlJc w:val="left"/>
+      <w:pPr>
+        <w:tabs>
+          <w:tab w:val="num" w:pos="5040"/>
+        </w:tabs>
+        <w:ind w:left="5040" w:hanging="360"/>
+      </w:pPr>
+      <w:rPr>
+        <w:rFonts w:ascii="Wingdings" w:hAnsi="Wingdings" w:hint="default"/>
+        <w:sz w:val="20"/>
+      </w:rPr>
+    </w:lvl>
+    <w:lvl w:ilvl="7" w:tentative="1">
+      <w:start w:val="1"/>
+      <w:numFmt w:val="bullet"/>
+      <w:lvlText w:val=""/>
+      <w:lvlJc w:val="left"/>
+      <w:pPr>
+        <w:tabs>
+          <w:tab w:val="num" w:pos="5760"/>
+        </w:tabs>
+        <w:ind w:left="5760" w:hanging="360"/>
+      </w:pPr>
+      <w:rPr>
+        <w:rFonts w:ascii="Wingdings" w:hAnsi="Wingdings" w:hint="default"/>
+        <w:sz w:val="20"/>
+      </w:rPr>
+    </w:lvl>
+    <w:lvl w:ilvl="8" w:tentative="1">
+      <w:start w:val="1"/>
+      <w:numFmt w:val="bullet"/>
+      <w:lvlText w:val=""/>
+      <w:lvlJc w:val="left"/>
+      <w:pPr>
+        <w:tabs>
+          <w:tab w:val="num" w:pos="6480"/>
+        </w:tabs>
+        <w:ind w:left="6480" w:hanging="360"/>
+      </w:pPr>
+      <w:rPr>
+        <w:rFonts w:ascii="Wingdings" w:hAnsi="Wingdings" w:hint="default"/>
+        <w:sz w:val="20"/>
+      </w:rPr>
+    </w:lvl>
+  </w:abstractNum>
+  <w:abstractNum w:abstractNumId="9" w15:restartNumberingAfterBreak="0">
     <w:nsid w:val="27D9771E"/>
     <w:multiLevelType w:val="hybridMultilevel"/>
     <w:tmpl w:val="72F6E6BA"/>
@@ -3396,7 +3679,7 @@
       </w:rPr>
     </w:lvl>
   </w:abstractNum>
-  <w:abstractNum w:abstractNumId="8" w15:restartNumberingAfterBreak="0">
+  <w:abstractNum w:abstractNumId="10" w15:restartNumberingAfterBreak="0">
     <w:nsid w:val="2A17733F"/>
     <w:multiLevelType w:val="hybridMultilevel"/>
     <w:tmpl w:val="049A08D6"/>
@@ -3509,7 +3792,156 @@
       </w:rPr>
     </w:lvl>
   </w:abstractNum>
-  <w:abstractNum w:abstractNumId="9" w15:restartNumberingAfterBreak="0">
+  <w:abstractNum w:abstractNumId="11" w15:restartNumberingAfterBreak="0">
+    <w:nsid w:val="2D776B9B"/>
+    <w:multiLevelType w:val="multilevel"/>
+    <w:tmpl w:val="D616897C"/>
+    <w:lvl w:ilvl="0">
+      <w:start w:val="1"/>
+      <w:numFmt w:val="bullet"/>
+      <w:lvlText w:val=""/>
+      <w:lvlJc w:val="left"/>
+      <w:pPr>
+        <w:tabs>
+          <w:tab w:val="num" w:pos="720"/>
+        </w:tabs>
+        <w:ind w:left="720" w:hanging="360"/>
+      </w:pPr>
+      <w:rPr>
+        <w:rFonts w:ascii="Symbol" w:hAnsi="Symbol" w:hint="default"/>
+        <w:sz w:val="20"/>
+      </w:rPr>
+    </w:lvl>
+    <w:lvl w:ilvl="1" w:tentative="1">
+      <w:start w:val="1"/>
+      <w:numFmt w:val="bullet"/>
+      <w:lvlText w:val="o"/>
+      <w:lvlJc w:val="left"/>
+      <w:pPr>
+        <w:tabs>
+          <w:tab w:val="num" w:pos="1440"/>
+        </w:tabs>
+        <w:ind w:left="1440" w:hanging="360"/>
+      </w:pPr>
+      <w:rPr>
+        <w:rFonts w:ascii="Courier New" w:hAnsi="Courier New" w:hint="default"/>
+        <w:sz w:val="20"/>
+      </w:rPr>
+    </w:lvl>
+    <w:lvl w:ilvl="2" w:tentative="1">
+      <w:start w:val="1"/>
+      <w:numFmt w:val="bullet"/>
+      <w:lvlText w:val=""/>
+      <w:lvlJc w:val="left"/>
+      <w:pPr>
+        <w:tabs>
+          <w:tab w:val="num" w:pos="2160"/>
+        </w:tabs>
+        <w:ind w:left="2160" w:hanging="360"/>
+      </w:pPr>
+      <w:rPr>
+        <w:rFonts w:ascii="Wingdings" w:hAnsi="Wingdings" w:hint="default"/>
+        <w:sz w:val="20"/>
+      </w:rPr>
+    </w:lvl>
+    <w:lvl w:ilvl="3" w:tentative="1">
+      <w:start w:val="1"/>
+      <w:numFmt w:val="bullet"/>
+      <w:lvlText w:val=""/>
+      <w:lvlJc w:val="left"/>
+      <w:pPr>
+        <w:tabs>
+          <w:tab w:val="num" w:pos="2880"/>
+        </w:tabs>
+        <w:ind w:left="2880" w:hanging="360"/>
+      </w:pPr>
+      <w:rPr>
+        <w:rFonts w:ascii="Wingdings" w:hAnsi="Wingdings" w:hint="default"/>
+        <w:sz w:val="20"/>
+      </w:rPr>
+    </w:lvl>
+    <w:lvl w:ilvl="4" w:tentative="1">
+      <w:start w:val="1"/>
+      <w:numFmt w:val="bullet"/>
+      <w:lvlText w:val=""/>
+      <w:lvlJc w:val="left"/>
+      <w:pPr>
+        <w:tabs>
+          <w:tab w:val="num" w:pos="3600"/>
+        </w:tabs>
+        <w:ind w:left="3600" w:hanging="360"/>
+      </w:pPr>
+      <w:rPr>
+        <w:rFonts w:ascii="Wingdings" w:hAnsi="Wingdings" w:hint="default"/>
+        <w:sz w:val="20"/>
+      </w:rPr>
+    </w:lvl>
+    <w:lvl w:ilvl="5" w:tentative="1">
+      <w:start w:val="1"/>
+      <w:numFmt w:val="bullet"/>
+      <w:lvlText w:val=""/>
+      <w:lvlJc w:val="left"/>
+      <w:pPr>
+        <w:tabs>
+          <w:tab w:val="num" w:pos="4320"/>
+        </w:tabs>
+        <w:ind w:left="4320" w:hanging="360"/>
+      </w:pPr>
+      <w:rPr>
+        <w:rFonts w:ascii="Wingdings" w:hAnsi="Wingdings" w:hint="default"/>
+        <w:sz w:val="20"/>
+      </w:rPr>
+    </w:lvl>
+    <w:lvl w:ilvl="6" w:tentative="1">
+      <w:start w:val="1"/>
+      <w:numFmt w:val="bullet"/>
+      <w:lvlText w:val=""/>
+      <w:lvlJc w:val="left"/>
+      <w:pPr>
+        <w:tabs>
+          <w:tab w:val="num" w:pos="5040"/>
+        </w:tabs>
+        <w:ind w:left="5040" w:hanging="360"/>
+      </w:pPr>
+      <w:rPr>
+        <w:rFonts w:ascii="Wingdings" w:hAnsi="Wingdings" w:hint="default"/>
+        <w:sz w:val="20"/>
+      </w:rPr>
+    </w:lvl>
+    <w:lvl w:ilvl="7" w:tentative="1">
+      <w:start w:val="1"/>
+      <w:numFmt w:val="bullet"/>
+      <w:lvlText w:val=""/>
+      <w:lvlJc w:val="left"/>
+      <w:pPr>
+        <w:tabs>
+          <w:tab w:val="num" w:pos="5760"/>
+        </w:tabs>
+        <w:ind w:left="5760" w:hanging="360"/>
+      </w:pPr>
+      <w:rPr>
+        <w:rFonts w:ascii="Wingdings" w:hAnsi="Wingdings" w:hint="default"/>
+        <w:sz w:val="20"/>
+      </w:rPr>
+    </w:lvl>
+    <w:lvl w:ilvl="8" w:tentative="1">
+      <w:start w:val="1"/>
+      <w:numFmt w:val="bullet"/>
+      <w:lvlText w:val=""/>
+      <w:lvlJc w:val="left"/>
+      <w:pPr>
+        <w:tabs>
+          <w:tab w:val="num" w:pos="6480"/>
+        </w:tabs>
+        <w:ind w:left="6480" w:hanging="360"/>
+      </w:pPr>
+      <w:rPr>
+        <w:rFonts w:ascii="Wingdings" w:hAnsi="Wingdings" w:hint="default"/>
+        <w:sz w:val="20"/>
+      </w:rPr>
+    </w:lvl>
+  </w:abstractNum>
+  <w:abstractNum w:abstractNumId="12" w15:restartNumberingAfterBreak="0">
     <w:nsid w:val="2DA13231"/>
     <w:multiLevelType w:val="multilevel"/>
     <w:tmpl w:val="58007334"/>
@@ -3658,7 +4090,7 @@
       </w:rPr>
     </w:lvl>
   </w:abstractNum>
-  <w:abstractNum w:abstractNumId="10" w15:restartNumberingAfterBreak="0">
+  <w:abstractNum w:abstractNumId="13" w15:restartNumberingAfterBreak="0">
     <w:nsid w:val="3C280421"/>
     <w:multiLevelType w:val="multilevel"/>
     <w:tmpl w:val="3676D1AE"/>
@@ -3807,7 +4239,156 @@
       </w:rPr>
     </w:lvl>
   </w:abstractNum>
-  <w:abstractNum w:abstractNumId="11" w15:restartNumberingAfterBreak="0">
+  <w:abstractNum w:abstractNumId="14" w15:restartNumberingAfterBreak="0">
+    <w:nsid w:val="460C6C23"/>
+    <w:multiLevelType w:val="multilevel"/>
+    <w:tmpl w:val="844AAC6A"/>
+    <w:lvl w:ilvl="0">
+      <w:start w:val="1"/>
+      <w:numFmt w:val="bullet"/>
+      <w:lvlText w:val=""/>
+      <w:lvlJc w:val="left"/>
+      <w:pPr>
+        <w:tabs>
+          <w:tab w:val="num" w:pos="720"/>
+        </w:tabs>
+        <w:ind w:left="720" w:hanging="360"/>
+      </w:pPr>
+      <w:rPr>
+        <w:rFonts w:ascii="Symbol" w:hAnsi="Symbol" w:hint="default"/>
+        <w:sz w:val="20"/>
+      </w:rPr>
+    </w:lvl>
+    <w:lvl w:ilvl="1" w:tentative="1">
+      <w:start w:val="1"/>
+      <w:numFmt w:val="bullet"/>
+      <w:lvlText w:val="o"/>
+      <w:lvlJc w:val="left"/>
+      <w:pPr>
+        <w:tabs>
+          <w:tab w:val="num" w:pos="1440"/>
+        </w:tabs>
+        <w:ind w:left="1440" w:hanging="360"/>
+      </w:pPr>
+      <w:rPr>
+        <w:rFonts w:ascii="Courier New" w:hAnsi="Courier New" w:hint="default"/>
+        <w:sz w:val="20"/>
+      </w:rPr>
+    </w:lvl>
+    <w:lvl w:ilvl="2" w:tentative="1">
+      <w:start w:val="1"/>
+      <w:numFmt w:val="bullet"/>
+      <w:lvlText w:val=""/>
+      <w:lvlJc w:val="left"/>
+      <w:pPr>
+        <w:tabs>
+          <w:tab w:val="num" w:pos="2160"/>
+        </w:tabs>
+        <w:ind w:left="2160" w:hanging="360"/>
+      </w:pPr>
+      <w:rPr>
+        <w:rFonts w:ascii="Wingdings" w:hAnsi="Wingdings" w:hint="default"/>
+        <w:sz w:val="20"/>
+      </w:rPr>
+    </w:lvl>
+    <w:lvl w:ilvl="3" w:tentative="1">
+      <w:start w:val="1"/>
+      <w:numFmt w:val="bullet"/>
+      <w:lvlText w:val=""/>
+      <w:lvlJc w:val="left"/>
+      <w:pPr>
+        <w:tabs>
+          <w:tab w:val="num" w:pos="2880"/>
+        </w:tabs>
+        <w:ind w:left="2880" w:hanging="360"/>
+      </w:pPr>
+      <w:rPr>
+        <w:rFonts w:ascii="Wingdings" w:hAnsi="Wingdings" w:hint="default"/>
+        <w:sz w:val="20"/>
+      </w:rPr>
+    </w:lvl>
+    <w:lvl w:ilvl="4" w:tentative="1">
+      <w:start w:val="1"/>
+      <w:numFmt w:val="bullet"/>
+      <w:lvlText w:val=""/>
+      <w:lvlJc w:val="left"/>
+      <w:pPr>
+        <w:tabs>
+          <w:tab w:val="num" w:pos="3600"/>
+        </w:tabs>
+        <w:ind w:left="3600" w:hanging="360"/>
+      </w:pPr>
+      <w:rPr>
+        <w:rFonts w:ascii="Wingdings" w:hAnsi="Wingdings" w:hint="default"/>
+        <w:sz w:val="20"/>
+      </w:rPr>
+    </w:lvl>
+    <w:lvl w:ilvl="5" w:tentative="1">
+      <w:start w:val="1"/>
+      <w:numFmt w:val="bullet"/>
+      <w:lvlText w:val=""/>
+      <w:lvlJc w:val="left"/>
+      <w:pPr>
+        <w:tabs>
+          <w:tab w:val="num" w:pos="4320"/>
+        </w:tabs>
+        <w:ind w:left="4320" w:hanging="360"/>
+      </w:pPr>
+      <w:rPr>
+        <w:rFonts w:ascii="Wingdings" w:hAnsi="Wingdings" w:hint="default"/>
+        <w:sz w:val="20"/>
+      </w:rPr>
+    </w:lvl>
+    <w:lvl w:ilvl="6" w:tentative="1">
+      <w:start w:val="1"/>
+      <w:numFmt w:val="bullet"/>
+      <w:lvlText w:val=""/>
+      <w:lvlJc w:val="left"/>
+      <w:pPr>
+        <w:tabs>
+          <w:tab w:val="num" w:pos="5040"/>
+        </w:tabs>
+        <w:ind w:left="5040" w:hanging="360"/>
+      </w:pPr>
+      <w:rPr>
+        <w:rFonts w:ascii="Wingdings" w:hAnsi="Wingdings" w:hint="default"/>
+        <w:sz w:val="20"/>
+      </w:rPr>
+    </w:lvl>
+    <w:lvl w:ilvl="7" w:tentative="1">
+      <w:start w:val="1"/>
+      <w:numFmt w:val="bullet"/>
+      <w:lvlText w:val=""/>
+      <w:lvlJc w:val="left"/>
+      <w:pPr>
+        <w:tabs>
+          <w:tab w:val="num" w:pos="5760"/>
+        </w:tabs>
+        <w:ind w:left="5760" w:hanging="360"/>
+      </w:pPr>
+      <w:rPr>
+        <w:rFonts w:ascii="Wingdings" w:hAnsi="Wingdings" w:hint="default"/>
+        <w:sz w:val="20"/>
+      </w:rPr>
+    </w:lvl>
+    <w:lvl w:ilvl="8" w:tentative="1">
+      <w:start w:val="1"/>
+      <w:numFmt w:val="bullet"/>
+      <w:lvlText w:val=""/>
+      <w:lvlJc w:val="left"/>
+      <w:pPr>
+        <w:tabs>
+          <w:tab w:val="num" w:pos="6480"/>
+        </w:tabs>
+        <w:ind w:left="6480" w:hanging="360"/>
+      </w:pPr>
+      <w:rPr>
+        <w:rFonts w:ascii="Wingdings" w:hAnsi="Wingdings" w:hint="default"/>
+        <w:sz w:val="20"/>
+      </w:rPr>
+    </w:lvl>
+  </w:abstractNum>
+  <w:abstractNum w:abstractNumId="15" w15:restartNumberingAfterBreak="0">
     <w:nsid w:val="4DAF0876"/>
     <w:multiLevelType w:val="multilevel"/>
     <w:tmpl w:val="86AC19DA"/>
@@ -3956,7 +4537,7 @@
       </w:rPr>
     </w:lvl>
   </w:abstractNum>
-  <w:abstractNum w:abstractNumId="12" w15:restartNumberingAfterBreak="0">
+  <w:abstractNum w:abstractNumId="16" w15:restartNumberingAfterBreak="0">
     <w:nsid w:val="5E3272B8"/>
     <w:multiLevelType w:val="hybridMultilevel"/>
     <w:tmpl w:val="A26CB528"/>
@@ -4069,7 +4650,7 @@
       </w:rPr>
     </w:lvl>
   </w:abstractNum>
-  <w:abstractNum w:abstractNumId="13" w15:restartNumberingAfterBreak="0">
+  <w:abstractNum w:abstractNumId="17" w15:restartNumberingAfterBreak="0">
     <w:nsid w:val="64F901AC"/>
     <w:multiLevelType w:val="multilevel"/>
     <w:tmpl w:val="91E698B8"/>
@@ -4190,7 +4771,7 @@
       </w:rPr>
     </w:lvl>
   </w:abstractNum>
-  <w:abstractNum w:abstractNumId="14" w15:restartNumberingAfterBreak="0">
+  <w:abstractNum w:abstractNumId="18" w15:restartNumberingAfterBreak="0">
     <w:nsid w:val="65BA5388"/>
     <w:multiLevelType w:val="multilevel"/>
     <w:tmpl w:val="BCB62F4E"/>
@@ -4339,7 +4920,7 @@
       </w:rPr>
     </w:lvl>
   </w:abstractNum>
-  <w:abstractNum w:abstractNumId="15" w15:restartNumberingAfterBreak="0">
+  <w:abstractNum w:abstractNumId="19" w15:restartNumberingAfterBreak="0">
     <w:nsid w:val="6D7A2CB3"/>
     <w:multiLevelType w:val="multilevel"/>
     <w:tmpl w:val="1B665904"/>
@@ -4460,7 +5041,156 @@
       </w:rPr>
     </w:lvl>
   </w:abstractNum>
-  <w:abstractNum w:abstractNumId="16" w15:restartNumberingAfterBreak="0">
+  <w:abstractNum w:abstractNumId="20" w15:restartNumberingAfterBreak="0">
+    <w:nsid w:val="74FF297D"/>
+    <w:multiLevelType w:val="multilevel"/>
+    <w:tmpl w:val="9710ADDA"/>
+    <w:lvl w:ilvl="0">
+      <w:start w:val="1"/>
+      <w:numFmt w:val="bullet"/>
+      <w:lvlText w:val=""/>
+      <w:lvlJc w:val="left"/>
+      <w:pPr>
+        <w:tabs>
+          <w:tab w:val="num" w:pos="720"/>
+        </w:tabs>
+        <w:ind w:left="720" w:hanging="360"/>
+      </w:pPr>
+      <w:rPr>
+        <w:rFonts w:ascii="Symbol" w:hAnsi="Symbol" w:hint="default"/>
+        <w:sz w:val="20"/>
+      </w:rPr>
+    </w:lvl>
+    <w:lvl w:ilvl="1" w:tentative="1">
+      <w:start w:val="1"/>
+      <w:numFmt w:val="bullet"/>
+      <w:lvlText w:val="o"/>
+      <w:lvlJc w:val="left"/>
+      <w:pPr>
+        <w:tabs>
+          <w:tab w:val="num" w:pos="1440"/>
+        </w:tabs>
+        <w:ind w:left="1440" w:hanging="360"/>
+      </w:pPr>
+      <w:rPr>
+        <w:rFonts w:ascii="Courier New" w:hAnsi="Courier New" w:hint="default"/>
+        <w:sz w:val="20"/>
+      </w:rPr>
+    </w:lvl>
+    <w:lvl w:ilvl="2" w:tentative="1">
+      <w:start w:val="1"/>
+      <w:numFmt w:val="bullet"/>
+      <w:lvlText w:val=""/>
+      <w:lvlJc w:val="left"/>
+      <w:pPr>
+        <w:tabs>
+          <w:tab w:val="num" w:pos="2160"/>
+        </w:tabs>
+        <w:ind w:left="2160" w:hanging="360"/>
+      </w:pPr>
+      <w:rPr>
+        <w:rFonts w:ascii="Wingdings" w:hAnsi="Wingdings" w:hint="default"/>
+        <w:sz w:val="20"/>
+      </w:rPr>
+    </w:lvl>
+    <w:lvl w:ilvl="3" w:tentative="1">
+      <w:start w:val="1"/>
+      <w:numFmt w:val="bullet"/>
+      <w:lvlText w:val=""/>
+      <w:lvlJc w:val="left"/>
+      <w:pPr>
+        <w:tabs>
+          <w:tab w:val="num" w:pos="2880"/>
+        </w:tabs>
+        <w:ind w:left="2880" w:hanging="360"/>
+      </w:pPr>
+      <w:rPr>
+        <w:rFonts w:ascii="Wingdings" w:hAnsi="Wingdings" w:hint="default"/>
+        <w:sz w:val="20"/>
+      </w:rPr>
+    </w:lvl>
+    <w:lvl w:ilvl="4" w:tentative="1">
+      <w:start w:val="1"/>
+      <w:numFmt w:val="bullet"/>
+      <w:lvlText w:val=""/>
+      <w:lvlJc w:val="left"/>
+      <w:pPr>
+        <w:tabs>
+          <w:tab w:val="num" w:pos="3600"/>
+        </w:tabs>
+        <w:ind w:left="3600" w:hanging="360"/>
+      </w:pPr>
+      <w:rPr>
+        <w:rFonts w:ascii="Wingdings" w:hAnsi="Wingdings" w:hint="default"/>
+        <w:sz w:val="20"/>
+      </w:rPr>
+    </w:lvl>
+    <w:lvl w:ilvl="5" w:tentative="1">
+      <w:start w:val="1"/>
+      <w:numFmt w:val="bullet"/>
+      <w:lvlText w:val=""/>
+      <w:lvlJc w:val="left"/>
+      <w:pPr>
+        <w:tabs>
+          <w:tab w:val="num" w:pos="4320"/>
+        </w:tabs>
+        <w:ind w:left="4320" w:hanging="360"/>
+      </w:pPr>
+      <w:rPr>
+        <w:rFonts w:ascii="Wingdings" w:hAnsi="Wingdings" w:hint="default"/>
+        <w:sz w:val="20"/>
+      </w:rPr>
+    </w:lvl>
+    <w:lvl w:ilvl="6" w:tentative="1">
+      <w:start w:val="1"/>
+      <w:numFmt w:val="bullet"/>
+      <w:lvlText w:val=""/>
+      <w:lvlJc w:val="left"/>
+      <w:pPr>
+        <w:tabs>
+          <w:tab w:val="num" w:pos="5040"/>
+        </w:tabs>
+        <w:ind w:left="5040" w:hanging="360"/>
+      </w:pPr>
+      <w:rPr>
+        <w:rFonts w:ascii="Wingdings" w:hAnsi="Wingdings" w:hint="default"/>
+        <w:sz w:val="20"/>
+      </w:rPr>
+    </w:lvl>
+    <w:lvl w:ilvl="7" w:tentative="1">
+      <w:start w:val="1"/>
+      <w:numFmt w:val="bullet"/>
+      <w:lvlText w:val=""/>
+      <w:lvlJc w:val="left"/>
+      <w:pPr>
+        <w:tabs>
+          <w:tab w:val="num" w:pos="5760"/>
+        </w:tabs>
+        <w:ind w:left="5760" w:hanging="360"/>
+      </w:pPr>
+      <w:rPr>
+        <w:rFonts w:ascii="Wingdings" w:hAnsi="Wingdings" w:hint="default"/>
+        <w:sz w:val="20"/>
+      </w:rPr>
+    </w:lvl>
+    <w:lvl w:ilvl="8" w:tentative="1">
+      <w:start w:val="1"/>
+      <w:numFmt w:val="bullet"/>
+      <w:lvlText w:val=""/>
+      <w:lvlJc w:val="left"/>
+      <w:pPr>
+        <w:tabs>
+          <w:tab w:val="num" w:pos="6480"/>
+        </w:tabs>
+        <w:ind w:left="6480" w:hanging="360"/>
+      </w:pPr>
+      <w:rPr>
+        <w:rFonts w:ascii="Wingdings" w:hAnsi="Wingdings" w:hint="default"/>
+        <w:sz w:val="20"/>
+      </w:rPr>
+    </w:lvl>
+  </w:abstractNum>
+  <w:abstractNum w:abstractNumId="21" w15:restartNumberingAfterBreak="0">
     <w:nsid w:val="755102A4"/>
     <w:multiLevelType w:val="hybridMultilevel"/>
     <w:tmpl w:val="8EA0138E"/>
@@ -4573,7 +5303,7 @@
       </w:rPr>
     </w:lvl>
   </w:abstractNum>
-  <w:abstractNum w:abstractNumId="17" w15:restartNumberingAfterBreak="0">
+  <w:abstractNum w:abstractNumId="22" w15:restartNumberingAfterBreak="0">
     <w:nsid w:val="764630D6"/>
     <w:multiLevelType w:val="hybridMultilevel"/>
     <w:tmpl w:val="6D361B12"/>
@@ -4686,59 +5416,226 @@
       </w:rPr>
     </w:lvl>
   </w:abstractNum>
+  <w:abstractNum w:abstractNumId="23" w15:restartNumberingAfterBreak="0">
+    <w:nsid w:val="7BFF31CF"/>
+    <w:multiLevelType w:val="multilevel"/>
+    <w:tmpl w:val="2AE03C68"/>
+    <w:lvl w:ilvl="0">
+      <w:start w:val="1"/>
+      <w:numFmt w:val="bullet"/>
+      <w:lvlText w:val=""/>
+      <w:lvlJc w:val="left"/>
+      <w:pPr>
+        <w:tabs>
+          <w:tab w:val="num" w:pos="720"/>
+        </w:tabs>
+        <w:ind w:left="720" w:hanging="360"/>
+      </w:pPr>
+      <w:rPr>
+        <w:rFonts w:ascii="Symbol" w:hAnsi="Symbol" w:hint="default"/>
+        <w:sz w:val="20"/>
+      </w:rPr>
+    </w:lvl>
+    <w:lvl w:ilvl="1" w:tentative="1">
+      <w:start w:val="1"/>
+      <w:numFmt w:val="bullet"/>
+      <w:lvlText w:val="o"/>
+      <w:lvlJc w:val="left"/>
+      <w:pPr>
+        <w:tabs>
+          <w:tab w:val="num" w:pos="1440"/>
+        </w:tabs>
+        <w:ind w:left="1440" w:hanging="360"/>
+      </w:pPr>
+      <w:rPr>
+        <w:rFonts w:ascii="Courier New" w:hAnsi="Courier New" w:hint="default"/>
+        <w:sz w:val="20"/>
+      </w:rPr>
+    </w:lvl>
+    <w:lvl w:ilvl="2" w:tentative="1">
+      <w:start w:val="1"/>
+      <w:numFmt w:val="bullet"/>
+      <w:lvlText w:val=""/>
+      <w:lvlJc w:val="left"/>
+      <w:pPr>
+        <w:tabs>
+          <w:tab w:val="num" w:pos="2160"/>
+        </w:tabs>
+        <w:ind w:left="2160" w:hanging="360"/>
+      </w:pPr>
+      <w:rPr>
+        <w:rFonts w:ascii="Wingdings" w:hAnsi="Wingdings" w:hint="default"/>
+        <w:sz w:val="20"/>
+      </w:rPr>
+    </w:lvl>
+    <w:lvl w:ilvl="3" w:tentative="1">
+      <w:start w:val="1"/>
+      <w:numFmt w:val="bullet"/>
+      <w:lvlText w:val=""/>
+      <w:lvlJc w:val="left"/>
+      <w:pPr>
+        <w:tabs>
+          <w:tab w:val="num" w:pos="2880"/>
+        </w:tabs>
+        <w:ind w:left="2880" w:hanging="360"/>
+      </w:pPr>
+      <w:rPr>
+        <w:rFonts w:ascii="Wingdings" w:hAnsi="Wingdings" w:hint="default"/>
+        <w:sz w:val="20"/>
+      </w:rPr>
+    </w:lvl>
+    <w:lvl w:ilvl="4" w:tentative="1">
+      <w:start w:val="1"/>
+      <w:numFmt w:val="bullet"/>
+      <w:lvlText w:val=""/>
+      <w:lvlJc w:val="left"/>
+      <w:pPr>
+        <w:tabs>
+          <w:tab w:val="num" w:pos="3600"/>
+        </w:tabs>
+        <w:ind w:left="3600" w:hanging="360"/>
+      </w:pPr>
+      <w:rPr>
+        <w:rFonts w:ascii="Wingdings" w:hAnsi="Wingdings" w:hint="default"/>
+        <w:sz w:val="20"/>
+      </w:rPr>
+    </w:lvl>
+    <w:lvl w:ilvl="5" w:tentative="1">
+      <w:start w:val="1"/>
+      <w:numFmt w:val="bullet"/>
+      <w:lvlText w:val=""/>
+      <w:lvlJc w:val="left"/>
+      <w:pPr>
+        <w:tabs>
+          <w:tab w:val="num" w:pos="4320"/>
+        </w:tabs>
+        <w:ind w:left="4320" w:hanging="360"/>
+      </w:pPr>
+      <w:rPr>
+        <w:rFonts w:ascii="Wingdings" w:hAnsi="Wingdings" w:hint="default"/>
+        <w:sz w:val="20"/>
+      </w:rPr>
+    </w:lvl>
+    <w:lvl w:ilvl="6" w:tentative="1">
+      <w:start w:val="1"/>
+      <w:numFmt w:val="bullet"/>
+      <w:lvlText w:val=""/>
+      <w:lvlJc w:val="left"/>
+      <w:pPr>
+        <w:tabs>
+          <w:tab w:val="num" w:pos="5040"/>
+        </w:tabs>
+        <w:ind w:left="5040" w:hanging="360"/>
+      </w:pPr>
+      <w:rPr>
+        <w:rFonts w:ascii="Wingdings" w:hAnsi="Wingdings" w:hint="default"/>
+        <w:sz w:val="20"/>
+      </w:rPr>
+    </w:lvl>
+    <w:lvl w:ilvl="7" w:tentative="1">
+      <w:start w:val="1"/>
+      <w:numFmt w:val="bullet"/>
+      <w:lvlText w:val=""/>
+      <w:lvlJc w:val="left"/>
+      <w:pPr>
+        <w:tabs>
+          <w:tab w:val="num" w:pos="5760"/>
+        </w:tabs>
+        <w:ind w:left="5760" w:hanging="360"/>
+      </w:pPr>
+      <w:rPr>
+        <w:rFonts w:ascii="Wingdings" w:hAnsi="Wingdings" w:hint="default"/>
+        <w:sz w:val="20"/>
+      </w:rPr>
+    </w:lvl>
+    <w:lvl w:ilvl="8" w:tentative="1">
+      <w:start w:val="1"/>
+      <w:numFmt w:val="bullet"/>
+      <w:lvlText w:val=""/>
+      <w:lvlJc w:val="left"/>
+      <w:pPr>
+        <w:tabs>
+          <w:tab w:val="num" w:pos="6480"/>
+        </w:tabs>
+        <w:ind w:left="6480" w:hanging="360"/>
+      </w:pPr>
+      <w:rPr>
+        <w:rFonts w:ascii="Wingdings" w:hAnsi="Wingdings" w:hint="default"/>
+        <w:sz w:val="20"/>
+      </w:rPr>
+    </w:lvl>
+  </w:abstractNum>
   <w:num w:numId="1" w16cid:durableId="839462558">
-    <w:abstractNumId w:val="4"/>
+    <w:abstractNumId w:val="5"/>
   </w:num>
   <w:num w:numId="2" w16cid:durableId="682324664">
-    <w:abstractNumId w:val="13"/>
+    <w:abstractNumId w:val="17"/>
   </w:num>
   <w:num w:numId="3" w16cid:durableId="723986380">
-    <w:abstractNumId w:val="15"/>
+    <w:abstractNumId w:val="19"/>
   </w:num>
   <w:num w:numId="4" w16cid:durableId="1772630238">
-    <w:abstractNumId w:val="16"/>
+    <w:abstractNumId w:val="21"/>
   </w:num>
   <w:num w:numId="5" w16cid:durableId="1949042114">
-    <w:abstractNumId w:val="7"/>
+    <w:abstractNumId w:val="9"/>
   </w:num>
   <w:num w:numId="6" w16cid:durableId="1058627175">
-    <w:abstractNumId w:val="8"/>
+    <w:abstractNumId w:val="10"/>
   </w:num>
   <w:num w:numId="7" w16cid:durableId="1691566938">
-    <w:abstractNumId w:val="5"/>
+    <w:abstractNumId w:val="6"/>
   </w:num>
   <w:num w:numId="8" w16cid:durableId="1738746155">
     <w:abstractNumId w:val="0"/>
   </w:num>
   <w:num w:numId="9" w16cid:durableId="483618401">
-    <w:abstractNumId w:val="17"/>
+    <w:abstractNumId w:val="22"/>
   </w:num>
   <w:num w:numId="10" w16cid:durableId="2015112277">
-    <w:abstractNumId w:val="12"/>
+    <w:abstractNumId w:val="16"/>
   </w:num>
   <w:num w:numId="11" w16cid:durableId="1127163083">
-    <w:abstractNumId w:val="10"/>
+    <w:abstractNumId w:val="13"/>
   </w:num>
   <w:num w:numId="12" w16cid:durableId="23210758">
-    <w:abstractNumId w:val="6"/>
+    <w:abstractNumId w:val="7"/>
   </w:num>
   <w:num w:numId="13" w16cid:durableId="93484073">
-    <w:abstractNumId w:val="11"/>
+    <w:abstractNumId w:val="15"/>
   </w:num>
   <w:num w:numId="14" w16cid:durableId="524254570">
     <w:abstractNumId w:val="2"/>
   </w:num>
   <w:num w:numId="15" w16cid:durableId="349723077">
-    <w:abstractNumId w:val="9"/>
+    <w:abstractNumId w:val="12"/>
   </w:num>
   <w:num w:numId="16" w16cid:durableId="510485659">
-    <w:abstractNumId w:val="3"/>
+    <w:abstractNumId w:val="4"/>
   </w:num>
   <w:num w:numId="17" w16cid:durableId="418909885">
-    <w:abstractNumId w:val="14"/>
+    <w:abstractNumId w:val="18"/>
   </w:num>
   <w:num w:numId="18" w16cid:durableId="342558204">
     <w:abstractNumId w:val="1"/>
+  </w:num>
+  <w:num w:numId="19" w16cid:durableId="1855074471">
+    <w:abstractNumId w:val="11"/>
+  </w:num>
+  <w:num w:numId="20" w16cid:durableId="1834562949">
+    <w:abstractNumId w:val="14"/>
+  </w:num>
+  <w:num w:numId="21" w16cid:durableId="911161805">
+    <w:abstractNumId w:val="8"/>
+  </w:num>
+  <w:num w:numId="22" w16cid:durableId="838428505">
+    <w:abstractNumId w:val="3"/>
+  </w:num>
+  <w:num w:numId="23" w16cid:durableId="2031713505">
+    <w:abstractNumId w:val="23"/>
+  </w:num>
+  <w:num w:numId="24" w16cid:durableId="304817701">
+    <w:abstractNumId w:val="20"/>
   </w:num>
 </w:numbering>
 </file>
